--- a/CMA_Summaries_B2_Ch10.docx
+++ b/CMA_Summaries_B2_Ch10.docx
@@ -3340,7 +3340,7 @@
           <w:sz w:val="15"/>
           <w:szCs w:val="15"/>
         </w:rPr>
-        <w:t xml:space="preserve">The bars are drawn to scale.</w:t>
+        <w:t xml:space="preserve">The parts add up to the total; the bars are to scale.</w:t>
       </w:r>
     </w:p>
     <w:p>
@@ -3351,7 +3351,7 @@
       <w:r>
         <w:drawing>
           <wp:inline distT="0" distB="0" distL="0" distR="0">
-            <wp:extent cx="5734050" cy="1644775"/>
+            <wp:extent cx="5734050" cy="1810750"/>
             <wp:effectExtent t="0" r="0" b="0" l="0"/>
             <wp:docPr id="1" name="" descr="" title=""/>
             <wp:cNvGraphicFramePr>
@@ -3376,7 +3376,7 @@
                   <pic:spPr bwMode="auto">
                     <a:xfrm>
                       <a:off x="0" y="0"/>
-                      <a:ext cx="5734050" cy="1644775"/>
+                      <a:ext cx="5734050" cy="1810750"/>
                     </a:xfrm>
                     <a:prstGeom prst="rect">
                       <a:avLst/>
@@ -4629,7 +4629,7 @@
                 <w:sz w:val="16"/>
                 <w:szCs w:val="16"/>
               </w:rPr>
-              <w:t xml:space="preserve">Maintenance   ·   serves   ·   Orontes   ·   receives   ·   service-to-service   ·   divisions</w:t>
+              <w:t xml:space="preserve">receives   ·   serves   ·   service-to-service   ·   Maintenance   ·   Orontes's   ·   divisions</w:t>
             </w:r>
           </w:p>
         </w:tc>
@@ -4661,7 +4661,7 @@
           <w:sz w:val="15"/>
           <w:szCs w:val="15"/>
         </w:rPr>
-        <w:t xml:space="preserve">The bars are drawn to scale.</w:t>
+        <w:t xml:space="preserve">The parts add up to the total; the bars are to scale.</w:t>
       </w:r>
     </w:p>
     <w:p>
@@ -4672,7 +4672,7 @@
       <w:r>
         <w:drawing>
           <wp:inline distT="0" distB="0" distL="0" distR="0">
-            <wp:extent cx="5734050" cy="1644775"/>
+            <wp:extent cx="5734050" cy="2112550"/>
             <wp:effectExtent t="0" r="0" b="0" l="0"/>
             <wp:docPr id="1" name="" descr="" title=""/>
             <wp:cNvGraphicFramePr>
@@ -4697,7 +4697,7 @@
                   <pic:spPr bwMode="auto">
                     <a:xfrm>
                       <a:off x="0" y="0"/>
-                      <a:ext cx="5734050" cy="1644775"/>
+                      <a:ext cx="5734050" cy="2112550"/>
                     </a:xfrm>
                     <a:prstGeom prst="rect">
                       <a:avLst/>
@@ -4765,7 +4765,7 @@
                 <w:sz w:val="16"/>
                 <w:szCs w:val="16"/>
               </w:rPr>
-              <w:t xml:space="preserve">Beverages   ·   Oils</w:t>
+              <w:t xml:space="preserve">IT (first receives from Maintenance)   ·   Oils   ·   direct method</w:t>
             </w:r>
           </w:p>
         </w:tc>
@@ -4792,7 +4792,7 @@
           <w:sz w:val="16"/>
           <w:szCs w:val="16"/>
         </w:rPr>
-        <w:t xml:space="preserve">      gaps 7–8</w:t>
+        <w:t xml:space="preserve">      gaps 8–9</w:t>
       </w:r>
     </w:p>
     <w:p>
@@ -4815,7 +4815,7 @@
           <w:sz w:val="15"/>
           <w:szCs w:val="15"/>
         </w:rPr>
-        <w:t xml:space="preserve"> (7) </w:t>
+        <w:t xml:space="preserve"> (8) </w:t>
       </w:r>
       <w:r>
         <w:rPr>
@@ -4854,7 +4854,7 @@
           <w:sz w:val="15"/>
           <w:szCs w:val="15"/>
         </w:rPr>
-        <w:t xml:space="preserve"> (8) </w:t>
+        <w:t xml:space="preserve"> (9) </w:t>
       </w:r>
       <w:r>
         <w:rPr>
@@ -4934,7 +4934,7 @@
                 <w:sz w:val="16"/>
                 <w:szCs w:val="16"/>
               </w:rPr>
-              <w:t xml:space="preserve">department   ·   Orontes's   ·   Maintenance</w:t>
+              <w:t xml:space="preserve">allocates   ·   Maintenance   ·   Orontes's</w:t>
             </w:r>
           </w:p>
         </w:tc>
@@ -5008,7 +5008,7 @@
           <w:sz w:val="16"/>
           <w:szCs w:val="16"/>
         </w:rPr>
-        <w:t xml:space="preserve">      gaps 9–10</w:t>
+        <w:t xml:space="preserve">      gaps 10–11</w:t>
       </w:r>
     </w:p>
     <w:p>
@@ -5031,7 +5031,7 @@
           <w:sz w:val="15"/>
           <w:szCs w:val="15"/>
         </w:rPr>
-        <w:t xml:space="preserve"> (9) </w:t>
+        <w:t xml:space="preserve"> (10) </w:t>
       </w:r>
       <w:r>
         <w:rPr>
@@ -5063,7 +5063,7 @@
           <w:sz w:val="15"/>
           <w:szCs w:val="15"/>
         </w:rPr>
-        <w:t xml:space="preserve"> (10) </w:t>
+        <w:t xml:space="preserve"> (11) </w:t>
       </w:r>
       <w:r>
         <w:rPr>
@@ -5143,7 +5143,7 @@
                 <w:sz w:val="16"/>
                 <w:szCs w:val="16"/>
               </w:rPr>
-              <w:t xml:space="preserve">department   ·   Maintenance   ·   received</w:t>
+              <w:t xml:space="preserve">department   ·   received   ·   step-down</w:t>
             </w:r>
           </w:p>
         </w:tc>
@@ -5426,7 +5426,7 @@
                 <w:sz w:val="16"/>
                 <w:szCs w:val="16"/>
               </w:rPr>
-              <w:t xml:space="preserve">6  </w:t>
+              <w:t xml:space="preserve">7  </w:t>
             </w:r>
             <w:r>
               <w:rPr>
@@ -5494,7 +5494,7 @@
                 <w:sz w:val="16"/>
                 <w:szCs w:val="16"/>
               </w:rPr>
-              <w:t xml:space="preserve">7  </w:t>
+              <w:t xml:space="preserve">8  </w:t>
             </w:r>
             <w:r>
               <w:rPr>
@@ -5562,7 +5562,7 @@
                 <w:sz w:val="16"/>
                 <w:szCs w:val="16"/>
               </w:rPr>
-              <w:t xml:space="preserve">8  </w:t>
+              <w:t xml:space="preserve">9  </w:t>
             </w:r>
             <w:r>
               <w:rPr>
@@ -5630,7 +5630,7 @@
                 <w:sz w:val="16"/>
                 <w:szCs w:val="16"/>
               </w:rPr>
-              <w:t xml:space="preserve">9  </w:t>
+              <w:t xml:space="preserve">10  </w:t>
             </w:r>
             <w:r>
               <w:rPr>
@@ -5698,7 +5698,7 @@
                 <w:sz w:val="16"/>
                 <w:szCs w:val="16"/>
               </w:rPr>
-              <w:t xml:space="preserve">10  </w:t>
+              <w:t xml:space="preserve">11  </w:t>
             </w:r>
             <w:r>
               <w:rPr>
@@ -5706,6 +5706,64 @@
                 <w:szCs w:val="16"/>
               </w:rPr>
               <w:t xml:space="preserve">received</w:t>
+            </w:r>
+          </w:p>
+        </w:tc>
+      </w:tr>
+      <w:tr>
+        <w:tc>
+          <w:tcPr>
+            <w:tcW w:type="pct" w:w="2500"/>
+            <w:tcMar>
+              <w:top w:type="dxa" w:w="20"/>
+              <w:left w:type="dxa" w:w="80"/>
+              <w:bottom w:type="dxa" w:w="20"/>
+              <w:right w:type="dxa" w:w="80"/>
+            </w:tcMar>
+          </w:tcPr>
+          <w:p>
+            <w:pPr>
+              <w:spacing w:before="12" w:after="12"/>
+            </w:pPr>
+            <w:r>
+              <w:rPr>
+                <w:b/>
+                <w:bCs/>
+                <w:color w:val="8186EF"/>
+                <w:sz w:val="16"/>
+                <w:szCs w:val="16"/>
+              </w:rPr>
+              <w:t xml:space="preserve">6  </w:t>
+            </w:r>
+            <w:r>
+              <w:rPr>
+                <w:sz w:val="16"/>
+                <w:szCs w:val="16"/>
+              </w:rPr>
+              <w:t xml:space="preserve">IT (first receives from Maintenance)</w:t>
+            </w:r>
+          </w:p>
+        </w:tc>
+        <w:tc>
+          <w:tcPr>
+            <w:tcW w:type="pct" w:w="2500"/>
+            <w:tcMar>
+              <w:top w:type="dxa" w:w="20"/>
+              <w:left w:type="dxa" w:w="80"/>
+              <w:bottom w:type="dxa" w:w="20"/>
+              <w:right w:type="dxa" w:w="80"/>
+            </w:tcMar>
+          </w:tcPr>
+          <w:p>
+            <w:pPr>
+              <w:spacing w:before="24" w:after="24"/>
+            </w:pPr>
+            <w:r>
+              <w:rPr>
+                <w:sz w:val="16"/>
+                <w:szCs w:val="16"/>
+              </w:rPr>
+              <w:t xml:space="preserve"/>
             </w:r>
           </w:p>
         </w:tc>
@@ -8375,7 +8433,7 @@
       <w:r>
         <w:drawing>
           <wp:inline distT="0" distB="0" distL="0" distR="0">
-            <wp:extent cx="5734050" cy="2278525"/>
+            <wp:extent cx="5734050" cy="1931475"/>
             <wp:effectExtent t="0" r="0" b="0" l="0"/>
             <wp:docPr id="1" name="" descr="" title=""/>
             <wp:cNvGraphicFramePr>
@@ -8400,7 +8458,7 @@
                   <pic:spPr bwMode="auto">
                     <a:xfrm>
                       <a:off x="0" y="0"/>
-                      <a:ext cx="5734050" cy="2278525"/>
+                      <a:ext cx="5734050" cy="1931475"/>
                     </a:xfrm>
                     <a:prstGeom prst="rect">
                       <a:avLst/>
@@ -8468,7 +8526,7 @@
                 <w:sz w:val="16"/>
                 <w:szCs w:val="16"/>
               </w:rPr>
-              <w:t xml:space="preserve">step-down method   ·   service department   ·   budgeted rate</w:t>
+              <w:t xml:space="preserve">step-down method   ·   single-rate method   ·   budgeted rate</w:t>
             </w:r>
           </w:p>
         </w:tc>
@@ -9200,7 +9258,7 @@
                 <w:sz w:val="16"/>
                 <w:szCs w:val="16"/>
               </w:rPr>
-              <w:t xml:space="preserve">service department</w:t>
+              <w:t xml:space="preserve">single-rate method</w:t>
             </w:r>
           </w:p>
         </w:tc>
@@ -9780,7 +9838,7 @@
                 <w:sz w:val="16"/>
                 <w:szCs w:val="16"/>
               </w:rPr>
-              <w:t xml:space="preserve">headcount   ·   account   ·   allocation   ·   division's   ·   step-down   ·   enlarged   ·   allocates   ·   service   ·   departments</w:t>
+              <w:t xml:space="preserve">allocates   ·   departments   ·   allocation   ·   division's   ·   headcount   ·   enlarged   ·   account   ·   step-down   ·   earlier</w:t>
             </w:r>
           </w:p>
         </w:tc>
@@ -9812,7 +9870,7 @@
           <w:sz w:val="15"/>
           <w:szCs w:val="15"/>
         </w:rPr>
-        <w:t xml:space="preserve">The bars are drawn to scale.</w:t>
+        <w:t xml:space="preserve">The parts add up to the total; the bars are to scale.</w:t>
       </w:r>
     </w:p>
     <w:p>
@@ -9823,7 +9881,7 @@
       <w:r>
         <w:drawing>
           <wp:inline distT="0" distB="0" distL="0" distR="0">
-            <wp:extent cx="5734050" cy="1644775"/>
+            <wp:extent cx="5734050" cy="1810750"/>
             <wp:effectExtent t="0" r="0" b="0" l="0"/>
             <wp:docPr id="1" name="" descr="" title=""/>
             <wp:cNvGraphicFramePr>
@@ -9848,7 +9906,7 @@
                   <pic:spPr bwMode="auto">
                     <a:xfrm>
                       <a:off x="0" y="0"/>
-                      <a:ext cx="5734050" cy="1644775"/>
+                      <a:ext cx="5734050" cy="1810750"/>
                     </a:xfrm>
                     <a:prstGeom prst="rect">
                       <a:avLst/>
@@ -9916,7 +9974,7 @@
                 <w:sz w:val="16"/>
                 <w:szCs w:val="16"/>
               </w:rPr>
-              <w:t xml:space="preserve">Tahini &amp; Spreads   ·   reciprocal method</w:t>
+              <w:t xml:space="preserve">Beverages   ·   Oils</w:t>
             </w:r>
           </w:p>
         </w:tc>
@@ -10416,6 +10474,103 @@
         <w:tc>
           <w:tcPr>
             <w:tcW w:type="pct" w:w="2200"/>
+            <w:shd w:fill="FBFAF6" w:val="clear"/>
+            <w:tcMar>
+              <w:top w:type="dxa" w:w="50"/>
+              <w:left w:type="dxa" w:w="110"/>
+              <w:bottom w:type="dxa" w:w="50"/>
+              <w:right w:type="dxa" w:w="110"/>
+            </w:tcMar>
+          </w:tcPr>
+          <w:p>
+            <w:pPr>
+              <w:spacing w:before="28" w:after="28"/>
+            </w:pPr>
+            <w:r>
+              <w:rPr>
+                <w:sz w:val="15"/>
+                <w:szCs w:val="15"/>
+              </w:rPr>
+              <w:t xml:space="preserve">HR Department</w:t>
+            </w:r>
+          </w:p>
+        </w:tc>
+        <w:tc>
+          <w:tcPr>
+            <w:tcW w:type="pct" w:w="1218"/>
+            <w:shd w:fill="FBFAF6" w:val="clear"/>
+            <w:tcMar>
+              <w:top w:type="dxa" w:w="50"/>
+              <w:left w:type="dxa" w:w="110"/>
+              <w:bottom w:type="dxa" w:w="50"/>
+              <w:right w:type="dxa" w:w="110"/>
+            </w:tcMar>
+          </w:tcPr>
+          <w:p>
+            <w:pPr>
+              <w:spacing w:before="28" w:after="28"/>
+            </w:pPr>
+            <w:r>
+              <w:rPr>
+                <w:sz w:val="15"/>
+                <w:szCs w:val="15"/>
+              </w:rPr>
+              <w:t xml:space="preserve">312,000</w:t>
+            </w:r>
+          </w:p>
+        </w:tc>
+        <w:tc>
+          <w:tcPr>
+            <w:tcW w:type="pct" w:w="1014"/>
+            <w:shd w:fill="FBFAF6" w:val="clear"/>
+            <w:tcMar>
+              <w:top w:type="dxa" w:w="50"/>
+              <w:left w:type="dxa" w:w="110"/>
+              <w:bottom w:type="dxa" w:w="50"/>
+              <w:right w:type="dxa" w:w="110"/>
+            </w:tcMar>
+          </w:tcPr>
+          <w:p>
+            <w:pPr>
+              <w:spacing w:before="28" w:after="28"/>
+            </w:pPr>
+            <w:r>
+              <w:rPr>
+                <w:sz w:val="15"/>
+                <w:szCs w:val="15"/>
+              </w:rPr>
+              <w:t xml:space="preserve"> </w:t>
+            </w:r>
+          </w:p>
+        </w:tc>
+      </w:tr>
+      <w:tr>
+        <w:tc>
+          <w:tcPr>
+            <w:tcW w:type="pct" w:w="568"/>
+            <w:tcMar>
+              <w:top w:type="dxa" w:w="50"/>
+              <w:left w:type="dxa" w:w="110"/>
+              <w:bottom w:type="dxa" w:w="50"/>
+              <w:right w:type="dxa" w:w="110"/>
+            </w:tcMar>
+          </w:tcPr>
+          <w:p>
+            <w:pPr>
+              <w:spacing w:before="28" w:after="28"/>
+            </w:pPr>
+            <w:r>
+              <w:rPr>
+                <w:sz w:val="15"/>
+                <w:szCs w:val="15"/>
+              </w:rPr>
+              <w:t xml:space="preserve"> </w:t>
+            </w:r>
+          </w:p>
+        </w:tc>
+        <w:tc>
+          <w:tcPr>
+            <w:tcW w:type="pct" w:w="2200"/>
             <w:shd w:fill="FFFFFF" w:val="clear"/>
             <w:tcMar>
               <w:top w:type="dxa" w:w="50"/>
@@ -10443,7 +10598,6 @@
         <w:tc>
           <w:tcPr>
             <w:tcW w:type="pct" w:w="1218"/>
-            <w:shd w:fill="FBFAF6" w:val="clear"/>
             <w:tcMar>
               <w:top w:type="dxa" w:w="50"/>
               <w:left w:type="dxa" w:w="110"/>
@@ -10460,7 +10614,104 @@
                 <w:sz w:val="15"/>
                 <w:szCs w:val="15"/>
               </w:rPr>
-              <w:t xml:space="preserve">312,000</w:t>
+              <w:t xml:space="preserve"> </w:t>
+            </w:r>
+          </w:p>
+        </w:tc>
+        <w:tc>
+          <w:tcPr>
+            <w:tcW w:type="pct" w:w="1014"/>
+            <w:tcMar>
+              <w:top w:type="dxa" w:w="50"/>
+              <w:left w:type="dxa" w:w="110"/>
+              <w:bottom w:type="dxa" w:w="50"/>
+              <w:right w:type="dxa" w:w="110"/>
+            </w:tcMar>
+          </w:tcPr>
+          <w:p>
+            <w:pPr>
+              <w:spacing w:before="28" w:after="28"/>
+            </w:pPr>
+            <w:r>
+              <w:rPr>
+                <w:sz w:val="15"/>
+                <w:szCs w:val="15"/>
+              </w:rPr>
+              <w:t xml:space="preserve">1,992,000</w:t>
+            </w:r>
+          </w:p>
+        </w:tc>
+      </w:tr>
+      <w:tr>
+        <w:tc>
+          <w:tcPr>
+            <w:tcW w:type="pct" w:w="568"/>
+            <w:shd w:fill="FBFAF6" w:val="clear"/>
+            <w:tcMar>
+              <w:top w:type="dxa" w:w="50"/>
+              <w:left w:type="dxa" w:w="110"/>
+              <w:bottom w:type="dxa" w:w="50"/>
+              <w:right w:type="dxa" w:w="110"/>
+            </w:tcMar>
+          </w:tcPr>
+          <w:p>
+            <w:pPr>
+              <w:spacing w:before="28" w:after="28"/>
+            </w:pPr>
+            <w:r>
+              <w:rPr>
+                <w:sz w:val="15"/>
+                <w:szCs w:val="15"/>
+              </w:rPr>
+              <w:t xml:space="preserve">2</w:t>
+            </w:r>
+          </w:p>
+        </w:tc>
+        <w:tc>
+          <w:tcPr>
+            <w:tcW w:type="pct" w:w="2200"/>
+            <w:shd w:fill="FBFAF6" w:val="clear"/>
+            <w:tcMar>
+              <w:top w:type="dxa" w:w="50"/>
+              <w:left w:type="dxa" w:w="110"/>
+              <w:bottom w:type="dxa" w:w="50"/>
+              <w:right w:type="dxa" w:w="110"/>
+            </w:tcMar>
+          </w:tcPr>
+          <w:p>
+            <w:pPr>
+              <w:spacing w:before="28" w:after="28"/>
+            </w:pPr>
+            <w:r>
+              <w:rPr>
+                <w:sz w:val="15"/>
+                <w:szCs w:val="15"/>
+              </w:rPr>
+              <w:t xml:space="preserve">IT Department</w:t>
+            </w:r>
+          </w:p>
+        </w:tc>
+        <w:tc>
+          <w:tcPr>
+            <w:tcW w:type="pct" w:w="1218"/>
+            <w:shd w:fill="FBFAF6" w:val="clear"/>
+            <w:tcMar>
+              <w:top w:type="dxa" w:w="50"/>
+              <w:left w:type="dxa" w:w="110"/>
+              <w:bottom w:type="dxa" w:w="50"/>
+              <w:right w:type="dxa" w:w="110"/>
+            </w:tcMar>
+          </w:tcPr>
+          <w:p>
+            <w:pPr>
+              <w:spacing w:before="28" w:after="28"/>
+            </w:pPr>
+            <w:r>
+              <w:rPr>
+                <w:sz w:val="15"/>
+                <w:szCs w:val="15"/>
+              </w:rPr>
+              <w:t xml:space="preserve">176,000</w:t>
             </w:r>
           </w:p>
         </w:tc>
@@ -10559,198 +10810,6 @@
                 <w:sz w:val="15"/>
                 <w:szCs w:val="15"/>
               </w:rPr>
-              <w:t xml:space="preserve"> </w:t>
-            </w:r>
-          </w:p>
-        </w:tc>
-        <w:tc>
-          <w:tcPr>
-            <w:tcW w:type="pct" w:w="1014"/>
-            <w:tcMar>
-              <w:top w:type="dxa" w:w="50"/>
-              <w:left w:type="dxa" w:w="110"/>
-              <w:bottom w:type="dxa" w:w="50"/>
-              <w:right w:type="dxa" w:w="110"/>
-            </w:tcMar>
-          </w:tcPr>
-          <w:p>
-            <w:pPr>
-              <w:spacing w:before="28" w:after="28"/>
-            </w:pPr>
-            <w:r>
-              <w:rPr>
-                <w:sz w:val="15"/>
-                <w:szCs w:val="15"/>
-              </w:rPr>
-              <w:t xml:space="preserve">1,992,000</w:t>
-            </w:r>
-          </w:p>
-        </w:tc>
-      </w:tr>
-      <w:tr>
-        <w:tc>
-          <w:tcPr>
-            <w:tcW w:type="pct" w:w="568"/>
-            <w:shd w:fill="FBFAF6" w:val="clear"/>
-            <w:tcMar>
-              <w:top w:type="dxa" w:w="50"/>
-              <w:left w:type="dxa" w:w="110"/>
-              <w:bottom w:type="dxa" w:w="50"/>
-              <w:right w:type="dxa" w:w="110"/>
-            </w:tcMar>
-          </w:tcPr>
-          <w:p>
-            <w:pPr>
-              <w:spacing w:before="28" w:after="28"/>
-            </w:pPr>
-            <w:r>
-              <w:rPr>
-                <w:sz w:val="15"/>
-                <w:szCs w:val="15"/>
-              </w:rPr>
-              <w:t xml:space="preserve">2</w:t>
-            </w:r>
-          </w:p>
-        </w:tc>
-        <w:tc>
-          <w:tcPr>
-            <w:tcW w:type="pct" w:w="2200"/>
-            <w:shd w:fill="FBFAF6" w:val="clear"/>
-            <w:tcMar>
-              <w:top w:type="dxa" w:w="50"/>
-              <w:left w:type="dxa" w:w="110"/>
-              <w:bottom w:type="dxa" w:w="50"/>
-              <w:right w:type="dxa" w:w="110"/>
-            </w:tcMar>
-          </w:tcPr>
-          <w:p>
-            <w:pPr>
-              <w:spacing w:before="28" w:after="28"/>
-            </w:pPr>
-            <w:r>
-              <w:rPr>
-                <w:sz w:val="15"/>
-                <w:szCs w:val="15"/>
-              </w:rPr>
-              <w:t xml:space="preserve">IT Department</w:t>
-            </w:r>
-          </w:p>
-        </w:tc>
-        <w:tc>
-          <w:tcPr>
-            <w:tcW w:type="pct" w:w="1218"/>
-            <w:shd w:fill="FBFAF6" w:val="clear"/>
-            <w:tcMar>
-              <w:top w:type="dxa" w:w="50"/>
-              <w:left w:type="dxa" w:w="110"/>
-              <w:bottom w:type="dxa" w:w="50"/>
-              <w:right w:type="dxa" w:w="110"/>
-            </w:tcMar>
-          </w:tcPr>
-          <w:p>
-            <w:pPr>
-              <w:spacing w:before="28" w:after="28"/>
-            </w:pPr>
-            <w:r>
-              <w:rPr>
-                <w:sz w:val="15"/>
-                <w:szCs w:val="15"/>
-              </w:rPr>
-              <w:t xml:space="preserve">176,000</w:t>
-            </w:r>
-          </w:p>
-        </w:tc>
-        <w:tc>
-          <w:tcPr>
-            <w:tcW w:type="pct" w:w="1014"/>
-            <w:shd w:fill="FBFAF6" w:val="clear"/>
-            <w:tcMar>
-              <w:top w:type="dxa" w:w="50"/>
-              <w:left w:type="dxa" w:w="110"/>
-              <w:bottom w:type="dxa" w:w="50"/>
-              <w:right w:type="dxa" w:w="110"/>
-            </w:tcMar>
-          </w:tcPr>
-          <w:p>
-            <w:pPr>
-              <w:spacing w:before="28" w:after="28"/>
-            </w:pPr>
-            <w:r>
-              <w:rPr>
-                <w:sz w:val="15"/>
-                <w:szCs w:val="15"/>
-              </w:rPr>
-              <w:t xml:space="preserve"> </w:t>
-            </w:r>
-          </w:p>
-        </w:tc>
-      </w:tr>
-      <w:tr>
-        <w:tc>
-          <w:tcPr>
-            <w:tcW w:type="pct" w:w="568"/>
-            <w:tcMar>
-              <w:top w:type="dxa" w:w="50"/>
-              <w:left w:type="dxa" w:w="110"/>
-              <w:bottom w:type="dxa" w:w="50"/>
-              <w:right w:type="dxa" w:w="110"/>
-            </w:tcMar>
-          </w:tcPr>
-          <w:p>
-            <w:pPr>
-              <w:spacing w:before="28" w:after="28"/>
-            </w:pPr>
-            <w:r>
-              <w:rPr>
-                <w:sz w:val="15"/>
-                <w:szCs w:val="15"/>
-              </w:rPr>
-              <w:t xml:space="preserve"> </w:t>
-            </w:r>
-          </w:p>
-        </w:tc>
-        <w:tc>
-          <w:tcPr>
-            <w:tcW w:type="pct" w:w="2200"/>
-            <w:tcMar>
-              <w:top w:type="dxa" w:w="50"/>
-              <w:left w:type="dxa" w:w="110"/>
-              <w:bottom w:type="dxa" w:w="50"/>
-              <w:right w:type="dxa" w:w="110"/>
-            </w:tcMar>
-          </w:tcPr>
-          <w:p>
-            <w:pPr>
-              <w:spacing w:before="28" w:after="28"/>
-            </w:pPr>
-            <w:r>
-              <w:rPr>
-                <w:sz w:val="15"/>
-                <w:szCs w:val="15"/>
-              </w:rPr>
-              <w:t xml:space="preserve">MOH Control - Oils</w:t>
-            </w:r>
-          </w:p>
-        </w:tc>
-        <w:tc>
-          <w:tcPr>
-            <w:tcW w:type="pct" w:w="1218"/>
-            <w:tcMar>
-              <w:top w:type="dxa" w:w="50"/>
-              <w:left w:type="dxa" w:w="110"/>
-              <w:bottom w:type="dxa" w:w="50"/>
-              <w:right w:type="dxa" w:w="110"/>
-            </w:tcMar>
-          </w:tcPr>
-          <w:p>
-            <w:pPr>
-              <w:spacing w:before="28" w:after="28"/>
-            </w:pPr>
-            <w:r>
-              <w:rPr>
-                <w:sz w:val="15"/>
-                <w:szCs w:val="15"/>
-              </w:rPr>
               <w:t xml:space="preserve">440,000</w:t>
             </w:r>
           </w:p>
@@ -11678,198 +11737,6 @@
         <w:tc>
           <w:tcPr>
             <w:tcW w:type="pct" w:w="2200"/>
-            <w:tcMar>
-              <w:top w:type="dxa" w:w="50"/>
-              <w:left w:type="dxa" w:w="110"/>
-              <w:bottom w:type="dxa" w:w="50"/>
-              <w:right w:type="dxa" w:w="110"/>
-            </w:tcMar>
-          </w:tcPr>
-          <w:p>
-            <w:pPr>
-              <w:spacing w:before="28" w:after="28"/>
-            </w:pPr>
-            <w:r>
-              <w:rPr>
-                <w:sz w:val="15"/>
-                <w:szCs w:val="15"/>
-              </w:rPr>
-              <w:t xml:space="preserve">MOH Control - Beverages</w:t>
-            </w:r>
-          </w:p>
-        </w:tc>
-        <w:tc>
-          <w:tcPr>
-            <w:tcW w:type="pct" w:w="1218"/>
-            <w:tcMar>
-              <w:top w:type="dxa" w:w="50"/>
-              <w:left w:type="dxa" w:w="110"/>
-              <w:bottom w:type="dxa" w:w="50"/>
-              <w:right w:type="dxa" w:w="110"/>
-            </w:tcMar>
-          </w:tcPr>
-          <w:p>
-            <w:pPr>
-              <w:spacing w:before="28" w:after="28"/>
-            </w:pPr>
-            <w:r>
-              <w:rPr>
-                <w:sz w:val="15"/>
-                <w:szCs w:val="15"/>
-              </w:rPr>
-              <w:t xml:space="preserve">96,000</w:t>
-            </w:r>
-          </w:p>
-        </w:tc>
-        <w:tc>
-          <w:tcPr>
-            <w:tcW w:type="pct" w:w="1014"/>
-            <w:tcMar>
-              <w:top w:type="dxa" w:w="50"/>
-              <w:left w:type="dxa" w:w="110"/>
-              <w:bottom w:type="dxa" w:w="50"/>
-              <w:right w:type="dxa" w:w="110"/>
-            </w:tcMar>
-          </w:tcPr>
-          <w:p>
-            <w:pPr>
-              <w:spacing w:before="28" w:after="28"/>
-            </w:pPr>
-            <w:r>
-              <w:rPr>
-                <w:sz w:val="15"/>
-                <w:szCs w:val="15"/>
-              </w:rPr>
-              <w:t xml:space="preserve"> </w:t>
-            </w:r>
-          </w:p>
-        </w:tc>
-      </w:tr>
-      <w:tr>
-        <w:tc>
-          <w:tcPr>
-            <w:tcW w:type="pct" w:w="568"/>
-            <w:shd w:fill="FBFAF6" w:val="clear"/>
-            <w:tcMar>
-              <w:top w:type="dxa" w:w="50"/>
-              <w:left w:type="dxa" w:w="110"/>
-              <w:bottom w:type="dxa" w:w="50"/>
-              <w:right w:type="dxa" w:w="110"/>
-            </w:tcMar>
-          </w:tcPr>
-          <w:p>
-            <w:pPr>
-              <w:spacing w:before="28" w:after="28"/>
-            </w:pPr>
-            <w:r>
-              <w:rPr>
-                <w:sz w:val="15"/>
-                <w:szCs w:val="15"/>
-              </w:rPr>
-              <w:t xml:space="preserve"> </w:t>
-            </w:r>
-          </w:p>
-        </w:tc>
-        <w:tc>
-          <w:tcPr>
-            <w:tcW w:type="pct" w:w="2200"/>
-            <w:shd w:fill="FBFAF6" w:val="clear"/>
-            <w:tcMar>
-              <w:top w:type="dxa" w:w="50"/>
-              <w:left w:type="dxa" w:w="110"/>
-              <w:bottom w:type="dxa" w:w="50"/>
-              <w:right w:type="dxa" w:w="110"/>
-            </w:tcMar>
-          </w:tcPr>
-          <w:p>
-            <w:pPr>
-              <w:spacing w:before="28" w:after="28"/>
-            </w:pPr>
-            <w:r>
-              <w:rPr>
-                <w:sz w:val="15"/>
-                <w:szCs w:val="15"/>
-              </w:rPr>
-              <w:t xml:space="preserve">Quality Lab</w:t>
-            </w:r>
-          </w:p>
-        </w:tc>
-        <w:tc>
-          <w:tcPr>
-            <w:tcW w:type="pct" w:w="1218"/>
-            <w:shd w:fill="FBFAF6" w:val="clear"/>
-            <w:tcMar>
-              <w:top w:type="dxa" w:w="50"/>
-              <w:left w:type="dxa" w:w="110"/>
-              <w:bottom w:type="dxa" w:w="50"/>
-              <w:right w:type="dxa" w:w="110"/>
-            </w:tcMar>
-          </w:tcPr>
-          <w:p>
-            <w:pPr>
-              <w:spacing w:before="28" w:after="28"/>
-            </w:pPr>
-            <w:r>
-              <w:rPr>
-                <w:sz w:val="15"/>
-                <w:szCs w:val="15"/>
-              </w:rPr>
-              <w:t xml:space="preserve"> </w:t>
-            </w:r>
-          </w:p>
-        </w:tc>
-        <w:tc>
-          <w:tcPr>
-            <w:tcW w:type="pct" w:w="1014"/>
-            <w:shd w:fill="FBFAF6" w:val="clear"/>
-            <w:tcMar>
-              <w:top w:type="dxa" w:w="50"/>
-              <w:left w:type="dxa" w:w="110"/>
-              <w:bottom w:type="dxa" w:w="50"/>
-              <w:right w:type="dxa" w:w="110"/>
-            </w:tcMar>
-          </w:tcPr>
-          <w:p>
-            <w:pPr>
-              <w:spacing w:before="28" w:after="28"/>
-            </w:pPr>
-            <w:r>
-              <w:rPr>
-                <w:sz w:val="15"/>
-                <w:szCs w:val="15"/>
-              </w:rPr>
-              <w:t xml:space="preserve">400,000</w:t>
-            </w:r>
-          </w:p>
-        </w:tc>
-      </w:tr>
-      <w:tr>
-        <w:tc>
-          <w:tcPr>
-            <w:tcW w:type="pct" w:w="568"/>
-            <w:tcMar>
-              <w:top w:type="dxa" w:w="50"/>
-              <w:left w:type="dxa" w:w="110"/>
-              <w:bottom w:type="dxa" w:w="50"/>
-              <w:right w:type="dxa" w:w="110"/>
-            </w:tcMar>
-          </w:tcPr>
-          <w:p>
-            <w:pPr>
-              <w:spacing w:before="28" w:after="28"/>
-            </w:pPr>
-            <w:r>
-              <w:rPr>
-                <w:sz w:val="15"/>
-                <w:szCs w:val="15"/>
-              </w:rPr>
-              <w:t xml:space="preserve">5</w:t>
-            </w:r>
-          </w:p>
-        </w:tc>
-        <w:tc>
-          <w:tcPr>
-            <w:tcW w:type="pct" w:w="2200"/>
             <w:shd w:fill="FFFFFF" w:val="clear"/>
             <w:tcMar>
               <w:top w:type="dxa" w:w="50"/>
@@ -11913,7 +11780,7 @@
                 <w:sz w:val="15"/>
                 <w:szCs w:val="15"/>
               </w:rPr>
-              <w:t xml:space="preserve">104,000</w:t>
+              <w:t xml:space="preserve">96,000</w:t>
             </w:r>
           </w:p>
         </w:tc>
@@ -11986,7 +11853,7 @@
                 <w:sz w:val="15"/>
                 <w:szCs w:val="15"/>
               </w:rPr>
-              <w:t xml:space="preserve">MOH Control - Tahini</w:t>
+              <w:t xml:space="preserve">Quality Lab</w:t>
             </w:r>
           </w:p>
         </w:tc>
@@ -12010,7 +11877,7 @@
                 <w:sz w:val="15"/>
                 <w:szCs w:val="15"/>
               </w:rPr>
-              <w:t xml:space="preserve">122,000</w:t>
+              <w:t xml:space="preserve"> </w:t>
             </w:r>
           </w:p>
         </w:tc>
@@ -12034,6 +11901,100 @@
                 <w:sz w:val="15"/>
                 <w:szCs w:val="15"/>
               </w:rPr>
+              <w:t xml:space="preserve">400,000</w:t>
+            </w:r>
+          </w:p>
+        </w:tc>
+      </w:tr>
+      <w:tr>
+        <w:tc>
+          <w:tcPr>
+            <w:tcW w:type="pct" w:w="568"/>
+            <w:tcMar>
+              <w:top w:type="dxa" w:w="50"/>
+              <w:left w:type="dxa" w:w="110"/>
+              <w:bottom w:type="dxa" w:w="50"/>
+              <w:right w:type="dxa" w:w="110"/>
+            </w:tcMar>
+          </w:tcPr>
+          <w:p>
+            <w:pPr>
+              <w:spacing w:before="28" w:after="28"/>
+            </w:pPr>
+            <w:r>
+              <w:rPr>
+                <w:sz w:val="15"/>
+                <w:szCs w:val="15"/>
+              </w:rPr>
+              <w:t xml:space="preserve">5</w:t>
+            </w:r>
+          </w:p>
+        </w:tc>
+        <w:tc>
+          <w:tcPr>
+            <w:tcW w:type="pct" w:w="2200"/>
+            <w:tcMar>
+              <w:top w:type="dxa" w:w="50"/>
+              <w:left w:type="dxa" w:w="110"/>
+              <w:bottom w:type="dxa" w:w="50"/>
+              <w:right w:type="dxa" w:w="110"/>
+            </w:tcMar>
+          </w:tcPr>
+          <w:p>
+            <w:pPr>
+              <w:spacing w:before="28" w:after="28"/>
+            </w:pPr>
+            <w:r>
+              <w:rPr>
+                <w:sz w:val="15"/>
+                <w:szCs w:val="15"/>
+              </w:rPr>
+              <w:t xml:space="preserve">MOH Control - Oils</w:t>
+            </w:r>
+          </w:p>
+        </w:tc>
+        <w:tc>
+          <w:tcPr>
+            <w:tcW w:type="pct" w:w="1218"/>
+            <w:tcMar>
+              <w:top w:type="dxa" w:w="50"/>
+              <w:left w:type="dxa" w:w="110"/>
+              <w:bottom w:type="dxa" w:w="50"/>
+              <w:right w:type="dxa" w:w="110"/>
+            </w:tcMar>
+          </w:tcPr>
+          <w:p>
+            <w:pPr>
+              <w:spacing w:before="28" w:after="28"/>
+            </w:pPr>
+            <w:r>
+              <w:rPr>
+                <w:sz w:val="15"/>
+                <w:szCs w:val="15"/>
+              </w:rPr>
+              <w:t xml:space="preserve">104,000</w:t>
+            </w:r>
+          </w:p>
+        </w:tc>
+        <w:tc>
+          <w:tcPr>
+            <w:tcW w:type="pct" w:w="1014"/>
+            <w:tcMar>
+              <w:top w:type="dxa" w:w="50"/>
+              <w:left w:type="dxa" w:w="110"/>
+              <w:bottom w:type="dxa" w:w="50"/>
+              <w:right w:type="dxa" w:w="110"/>
+            </w:tcMar>
+          </w:tcPr>
+          <w:p>
+            <w:pPr>
+              <w:spacing w:before="28" w:after="28"/>
+            </w:pPr>
+            <w:r>
+              <w:rPr>
+                <w:sz w:val="15"/>
+                <w:szCs w:val="15"/>
+              </w:rPr>
               <w:t xml:space="preserve"> </w:t>
             </w:r>
           </w:p>
@@ -12043,6 +12004,199 @@
         <w:tc>
           <w:tcPr>
             <w:tcW w:type="pct" w:w="568"/>
+            <w:shd w:fill="FBFAF6" w:val="clear"/>
+            <w:tcMar>
+              <w:top w:type="dxa" w:w="50"/>
+              <w:left w:type="dxa" w:w="110"/>
+              <w:bottom w:type="dxa" w:w="50"/>
+              <w:right w:type="dxa" w:w="110"/>
+            </w:tcMar>
+          </w:tcPr>
+          <w:p>
+            <w:pPr>
+              <w:spacing w:before="28" w:after="28"/>
+            </w:pPr>
+            <w:r>
+              <w:rPr>
+                <w:sz w:val="15"/>
+                <w:szCs w:val="15"/>
+              </w:rPr>
+              <w:t xml:space="preserve"> </w:t>
+            </w:r>
+          </w:p>
+        </w:tc>
+        <w:tc>
+          <w:tcPr>
+            <w:tcW w:type="pct" w:w="2200"/>
+            <w:shd w:fill="FBFAF6" w:val="clear"/>
+            <w:tcMar>
+              <w:top w:type="dxa" w:w="50"/>
+              <w:left w:type="dxa" w:w="110"/>
+              <w:bottom w:type="dxa" w:w="50"/>
+              <w:right w:type="dxa" w:w="110"/>
+            </w:tcMar>
+          </w:tcPr>
+          <w:p>
+            <w:pPr>
+              <w:spacing w:before="28" w:after="28"/>
+            </w:pPr>
+            <w:r>
+              <w:rPr>
+                <w:sz w:val="15"/>
+                <w:szCs w:val="15"/>
+              </w:rPr>
+              <w:t xml:space="preserve">MOH Control - Tahini</w:t>
+            </w:r>
+          </w:p>
+        </w:tc>
+        <w:tc>
+          <w:tcPr>
+            <w:tcW w:type="pct" w:w="1218"/>
+            <w:shd w:fill="FBFAF6" w:val="clear"/>
+            <w:tcMar>
+              <w:top w:type="dxa" w:w="50"/>
+              <w:left w:type="dxa" w:w="110"/>
+              <w:bottom w:type="dxa" w:w="50"/>
+              <w:right w:type="dxa" w:w="110"/>
+            </w:tcMar>
+          </w:tcPr>
+          <w:p>
+            <w:pPr>
+              <w:spacing w:before="28" w:after="28"/>
+            </w:pPr>
+            <w:r>
+              <w:rPr>
+                <w:sz w:val="15"/>
+                <w:szCs w:val="15"/>
+              </w:rPr>
+              <w:t xml:space="preserve">122,000</w:t>
+            </w:r>
+          </w:p>
+        </w:tc>
+        <w:tc>
+          <w:tcPr>
+            <w:tcW w:type="pct" w:w="1014"/>
+            <w:shd w:fill="FBFAF6" w:val="clear"/>
+            <w:tcMar>
+              <w:top w:type="dxa" w:w="50"/>
+              <w:left w:type="dxa" w:w="110"/>
+              <w:bottom w:type="dxa" w:w="50"/>
+              <w:right w:type="dxa" w:w="110"/>
+            </w:tcMar>
+          </w:tcPr>
+          <w:p>
+            <w:pPr>
+              <w:spacing w:before="28" w:after="28"/>
+            </w:pPr>
+            <w:r>
+              <w:rPr>
+                <w:sz w:val="15"/>
+                <w:szCs w:val="15"/>
+              </w:rPr>
+              <w:t xml:space="preserve"> </w:t>
+            </w:r>
+          </w:p>
+        </w:tc>
+      </w:tr>
+      <w:tr>
+        <w:tc>
+          <w:tcPr>
+            <w:tcW w:type="pct" w:w="568"/>
+            <w:tcMar>
+              <w:top w:type="dxa" w:w="50"/>
+              <w:left w:type="dxa" w:w="110"/>
+              <w:bottom w:type="dxa" w:w="50"/>
+              <w:right w:type="dxa" w:w="110"/>
+            </w:tcMar>
+          </w:tcPr>
+          <w:p>
+            <w:pPr>
+              <w:spacing w:before="28" w:after="28"/>
+            </w:pPr>
+            <w:r>
+              <w:rPr>
+                <w:sz w:val="15"/>
+                <w:szCs w:val="15"/>
+              </w:rPr>
+              <w:t xml:space="preserve"> </w:t>
+            </w:r>
+          </w:p>
+        </w:tc>
+        <w:tc>
+          <w:tcPr>
+            <w:tcW w:type="pct" w:w="2200"/>
+            <w:tcMar>
+              <w:top w:type="dxa" w:w="50"/>
+              <w:left w:type="dxa" w:w="110"/>
+              <w:bottom w:type="dxa" w:w="50"/>
+              <w:right w:type="dxa" w:w="110"/>
+            </w:tcMar>
+          </w:tcPr>
+          <w:p>
+            <w:pPr>
+              <w:spacing w:before="28" w:after="28"/>
+            </w:pPr>
+            <w:r>
+              <w:rPr>
+                <w:sz w:val="15"/>
+                <w:szCs w:val="15"/>
+              </w:rPr>
+              <w:t xml:space="preserve">MOH Control - Beverages</w:t>
+            </w:r>
+          </w:p>
+        </w:tc>
+        <w:tc>
+          <w:tcPr>
+            <w:tcW w:type="pct" w:w="1218"/>
+            <w:tcMar>
+              <w:top w:type="dxa" w:w="50"/>
+              <w:left w:type="dxa" w:w="110"/>
+              <w:bottom w:type="dxa" w:w="50"/>
+              <w:right w:type="dxa" w:w="110"/>
+            </w:tcMar>
+          </w:tcPr>
+          <w:p>
+            <w:pPr>
+              <w:spacing w:before="28" w:after="28"/>
+            </w:pPr>
+            <w:r>
+              <w:rPr>
+                <w:sz w:val="15"/>
+                <w:szCs w:val="15"/>
+              </w:rPr>
+              <w:t xml:space="preserve">86,000</w:t>
+            </w:r>
+          </w:p>
+        </w:tc>
+        <w:tc>
+          <w:tcPr>
+            <w:tcW w:type="pct" w:w="1014"/>
+            <w:tcMar>
+              <w:top w:type="dxa" w:w="50"/>
+              <w:left w:type="dxa" w:w="110"/>
+              <w:bottom w:type="dxa" w:w="50"/>
+              <w:right w:type="dxa" w:w="110"/>
+            </w:tcMar>
+          </w:tcPr>
+          <w:p>
+            <w:pPr>
+              <w:spacing w:before="28" w:after="28"/>
+            </w:pPr>
+            <w:r>
+              <w:rPr>
+                <w:sz w:val="15"/>
+                <w:szCs w:val="15"/>
+              </w:rPr>
+              <w:t xml:space="preserve"> </w:t>
+            </w:r>
+          </w:p>
+        </w:tc>
+      </w:tr>
+      <w:tr>
+        <w:tc>
+          <w:tcPr>
+            <w:tcW w:type="pct" w:w="568"/>
+            <w:shd w:fill="FBFAF6" w:val="clear"/>
             <w:tcMar>
               <w:top w:type="dxa" w:w="50"/>
               <w:left w:type="dxa" w:w="110"/>
@@ -12087,102 +12241,6 @@
                 <w:szCs w:val="14"/>
               </w:rPr>
               <w:t xml:space="preserve">(17)</w:t>
-            </w:r>
-          </w:p>
-        </w:tc>
-        <w:tc>
-          <w:tcPr>
-            <w:tcW w:type="pct" w:w="1218"/>
-            <w:tcMar>
-              <w:top w:type="dxa" w:w="50"/>
-              <w:left w:type="dxa" w:w="110"/>
-              <w:bottom w:type="dxa" w:w="50"/>
-              <w:right w:type="dxa" w:w="110"/>
-            </w:tcMar>
-          </w:tcPr>
-          <w:p>
-            <w:pPr>
-              <w:spacing w:before="28" w:after="28"/>
-            </w:pPr>
-            <w:r>
-              <w:rPr>
-                <w:sz w:val="15"/>
-                <w:szCs w:val="15"/>
-              </w:rPr>
-              <w:t xml:space="preserve">86,000</w:t>
-            </w:r>
-          </w:p>
-        </w:tc>
-        <w:tc>
-          <w:tcPr>
-            <w:tcW w:type="pct" w:w="1014"/>
-            <w:tcMar>
-              <w:top w:type="dxa" w:w="50"/>
-              <w:left w:type="dxa" w:w="110"/>
-              <w:bottom w:type="dxa" w:w="50"/>
-              <w:right w:type="dxa" w:w="110"/>
-            </w:tcMar>
-          </w:tcPr>
-          <w:p>
-            <w:pPr>
-              <w:spacing w:before="28" w:after="28"/>
-            </w:pPr>
-            <w:r>
-              <w:rPr>
-                <w:sz w:val="15"/>
-                <w:szCs w:val="15"/>
-              </w:rPr>
-              <w:t xml:space="preserve"> </w:t>
-            </w:r>
-          </w:p>
-        </w:tc>
-      </w:tr>
-      <w:tr>
-        <w:tc>
-          <w:tcPr>
-            <w:tcW w:type="pct" w:w="568"/>
-            <w:shd w:fill="FBFAF6" w:val="clear"/>
-            <w:tcMar>
-              <w:top w:type="dxa" w:w="50"/>
-              <w:left w:type="dxa" w:w="110"/>
-              <w:bottom w:type="dxa" w:w="50"/>
-              <w:right w:type="dxa" w:w="110"/>
-            </w:tcMar>
-          </w:tcPr>
-          <w:p>
-            <w:pPr>
-              <w:spacing w:before="28" w:after="28"/>
-            </w:pPr>
-            <w:r>
-              <w:rPr>
-                <w:sz w:val="15"/>
-                <w:szCs w:val="15"/>
-              </w:rPr>
-              <w:t xml:space="preserve"> </w:t>
-            </w:r>
-          </w:p>
-        </w:tc>
-        <w:tc>
-          <w:tcPr>
-            <w:tcW w:type="pct" w:w="2200"/>
-            <w:shd w:fill="FBFAF6" w:val="clear"/>
-            <w:tcMar>
-              <w:top w:type="dxa" w:w="50"/>
-              <w:left w:type="dxa" w:w="110"/>
-              <w:bottom w:type="dxa" w:w="50"/>
-              <w:right w:type="dxa" w:w="110"/>
-            </w:tcMar>
-          </w:tcPr>
-          <w:p>
-            <w:pPr>
-              <w:spacing w:before="28" w:after="28"/>
-            </w:pPr>
-            <w:r>
-              <w:rPr>
-                <w:sz w:val="15"/>
-                <w:szCs w:val="15"/>
-              </w:rPr>
-              <w:t xml:space="preserve">HR Department</w:t>
             </w:r>
           </w:p>
         </w:tc>
@@ -12390,7 +12448,7 @@
                 <w:sz w:val="16"/>
                 <w:szCs w:val="16"/>
               </w:rPr>
-              <w:t xml:space="preserve">HR Department   ·   Totals   ·   MOH Control - Oils   ·   Item   ·   IT Department   ·   MOH Control - Tahini   ·   Quality Lab   ·   Maintenance Department   ·   Various accounts   ·   MOH Control - Beverages</w:t>
+              <w:t xml:space="preserve">HR Department   ·   IT Department   ·   Levant Distribution · FY2027   ·   Maintenance Department   ·   Various accounts   ·   Totals   ·   Quality Lab   ·   MOH Control - Oils   ·   MOH Control - Beverages   ·   MOH Control - Tahini</w:t>
             </w:r>
           </w:p>
         </w:tc>
@@ -12613,7 +12671,7 @@
                 <w:sz w:val="16"/>
                 <w:szCs w:val="16"/>
               </w:rPr>
-              <w:t xml:space="preserve">Maintenance   ·   service   ·   Allocate</w:t>
+              <w:t xml:space="preserve">step-down   ·   service   ·   Maintenance</w:t>
             </w:r>
           </w:p>
         </w:tc>
@@ -12887,7 +12945,7 @@
                 <w:sz w:val="16"/>
                 <w:szCs w:val="16"/>
               </w:rPr>
-              <w:t xml:space="preserve">allocation   ·   percentages   ·   step-down   ·   rescale</w:t>
+              <w:t xml:space="preserve">percentages   ·   methods   ·   rescale   ·   step-down</w:t>
             </w:r>
           </w:p>
         </w:tc>
@@ -13455,7 +13513,7 @@
                 <w:sz w:val="16"/>
                 <w:szCs w:val="16"/>
               </w:rPr>
-              <w:t xml:space="preserve">Account (detail)   ·   IT (S2)</w:t>
+              <w:t xml:space="preserve">step-down method   ·   IT (S2)</w:t>
             </w:r>
           </w:p>
         </w:tc>
@@ -13723,7 +13781,7 @@
                 <w:sz w:val="16"/>
                 <w:szCs w:val="16"/>
               </w:rPr>
-              <w:t xml:space="preserve">Variable 60,000; total 172,000   ·   Variable 28,000; total 84,000</w:t>
+              <w:t xml:space="preserve">MOH Control - Beverages   ·   Variable 28,000; total 84,000</w:t>
             </w:r>
           </w:p>
         </w:tc>
@@ -13859,7 +13917,7 @@
                 <w:sz w:val="16"/>
                 <w:szCs w:val="16"/>
               </w:rPr>
-              <w:t xml:space="preserve">direct method   ·   Warehouse   ·   Fleet Maintenance   ·   IT</w:t>
+              <w:t xml:space="preserve">Delivery   ·   Payroll office   ·   IT   ·   Warehouse</w:t>
             </w:r>
           </w:p>
         </w:tc>
@@ -13914,7 +13972,7 @@
       <w:r>
         <w:drawing>
           <wp:inline distT="0" distB="0" distL="0" distR="0">
-            <wp:extent cx="5734050" cy="2625600"/>
+            <wp:extent cx="5734050" cy="1931475"/>
             <wp:effectExtent t="0" r="0" b="0" l="0"/>
             <wp:docPr id="1" name="" descr="" title=""/>
             <wp:cNvGraphicFramePr>
@@ -13939,7 +13997,7 @@
                   <pic:spPr bwMode="auto">
                     <a:xfrm>
                       <a:off x="0" y="0"/>
-                      <a:ext cx="5734050" cy="2625600"/>
+                      <a:ext cx="5734050" cy="1931475"/>
                     </a:xfrm>
                     <a:prstGeom prst="rect">
                       <a:avLst/>
@@ -14007,7 +14065,7 @@
                 <w:sz w:val="16"/>
                 <w:szCs w:val="16"/>
               </w:rPr>
-              <w:t xml:space="preserve">step-down method   ·   service department   ·   direct method</w:t>
+              <w:t xml:space="preserve">dual-rate method   ·   direct method   ·   reciprocal method</w:t>
             </w:r>
           </w:p>
         </w:tc>
@@ -14399,7 +14457,7 @@
                 <w:sz w:val="16"/>
                 <w:szCs w:val="16"/>
               </w:rPr>
-              <w:t xml:space="preserve">MOH Control - Oils</w:t>
+              <w:t xml:space="preserve">MOH Control - Beverages</w:t>
             </w:r>
           </w:p>
         </w:tc>
@@ -14467,7 +14525,7 @@
                 <w:sz w:val="16"/>
                 <w:szCs w:val="16"/>
               </w:rPr>
-              <w:t xml:space="preserve">MOH Control - Beverages</w:t>
+              <w:t xml:space="preserve">HR Department</w:t>
             </w:r>
           </w:p>
         </w:tc>
@@ -14910,7 +14968,7 @@
                 <w:sz w:val="16"/>
                 <w:szCs w:val="16"/>
               </w:rPr>
-              <w:t xml:space="preserve">Tahini &amp; Spreads</w:t>
+              <w:t xml:space="preserve">Oils</w:t>
             </w:r>
           </w:p>
         </w:tc>
@@ -15079,7 +15137,7 @@
                 <w:sz w:val="16"/>
                 <w:szCs w:val="16"/>
               </w:rPr>
-              <w:t xml:space="preserve">Fleet Maintenance</w:t>
+              <w:t xml:space="preserve">IT</w:t>
             </w:r>
           </w:p>
         </w:tc>
@@ -15114,7 +15172,7 @@
                 <w:sz w:val="16"/>
                 <w:szCs w:val="16"/>
               </w:rPr>
-              <w:t xml:space="preserve">HR Department</w:t>
+              <w:t xml:space="preserve">Various accounts</w:t>
             </w:r>
           </w:p>
         </w:tc>
@@ -15147,7 +15205,7 @@
                 <w:sz w:val="16"/>
                 <w:szCs w:val="16"/>
               </w:rPr>
-              <w:t xml:space="preserve">IT</w:t>
+              <w:t xml:space="preserve">Payroll office</w:t>
             </w:r>
           </w:p>
         </w:tc>
@@ -15182,7 +15240,7 @@
                 <w:sz w:val="16"/>
                 <w:szCs w:val="16"/>
               </w:rPr>
-              <w:t xml:space="preserve">Various accounts</w:t>
+              <w:t xml:space="preserve">MOH Control - Oils</w:t>
             </w:r>
           </w:p>
         </w:tc>
@@ -15283,7 +15341,7 @@
                 <w:sz w:val="16"/>
                 <w:szCs w:val="16"/>
               </w:rPr>
-              <w:t xml:space="preserve">direct method</w:t>
+              <w:t xml:space="preserve">reciprocal method</w:t>
             </w:r>
           </w:p>
         </w:tc>
@@ -15351,7 +15409,7 @@
                 <w:sz w:val="16"/>
                 <w:szCs w:val="16"/>
               </w:rPr>
-              <w:t xml:space="preserve">step-down method</w:t>
+              <w:t xml:space="preserve">dual-rate method</w:t>
             </w:r>
           </w:p>
         </w:tc>

--- a/CMA_Summaries_B2_Ch10.docx
+++ b/CMA_Summaries_B2_Ch10.docx
@@ -7384,7 +7384,7 @@
           <w:sz w:val="16"/>
           <w:szCs w:val="16"/>
         </w:rPr>
-        <w:t xml:space="preserve">      gaps 1–7</w:t>
+        <w:t xml:space="preserve">      gaps 1–10</w:t>
       </w:r>
     </w:p>
     <w:p>
@@ -7532,14 +7532,7 @@
           <w:sz w:val="19"/>
           <w:szCs w:val="19"/>
         </w:rPr>
-        <w:t xml:space="preserve"> change moves cost to the others. </w:t>
-      </w:r>
-      <w:r>
-        <w:rPr>
-          <w:sz w:val="19"/>
-          <w:szCs w:val="19"/>
-        </w:rPr>
-        <w:t xml:space="preserve">A </w:t>
+        <w:t xml:space="preserve"> change moves cost to the </w:t>
       </w:r>
       <w:r>
         <w:rPr>
@@ -7571,7 +7564,14 @@
           <w:sz w:val="19"/>
           <w:szCs w:val="19"/>
         </w:rPr>
-        <w:t xml:space="preserve"> method charges variable cost on actual use and fixed cost on the </w:t>
+        <w:t xml:space="preserve">. </w:t>
+      </w:r>
+      <w:r>
+        <w:rPr>
+          <w:sz w:val="19"/>
+          <w:szCs w:val="19"/>
+        </w:rPr>
+        <w:t xml:space="preserve">A </w:t>
       </w:r>
       <w:r>
         <w:rPr>
@@ -7603,14 +7603,7 @@
           <w:sz w:val="19"/>
           <w:szCs w:val="19"/>
         </w:rPr>
-        <w:t xml:space="preserve"> each user planned for. </w:t>
-      </w:r>
-      <w:r>
-        <w:rPr>
-          <w:sz w:val="19"/>
-          <w:szCs w:val="19"/>
-        </w:rPr>
-        <w:t xml:space="preserve">Orontes charges Maintenance at a budgeted rate of $40 per hour plus fixed shares of $560,000, so users do not pay for </w:t>
+        <w:t xml:space="preserve"> method charges variable cost on </w:t>
       </w:r>
       <w:r>
         <w:rPr>
@@ -7628,6 +7621,77 @@
           <w:sz w:val="19"/>
           <w:szCs w:val="19"/>
         </w:rPr>
+        <w:t xml:space="preserve">           </w:t>
+      </w:r>
+      <w:r>
+        <w:rPr>
+          <w:sz w:val="19"/>
+          <w:szCs w:val="19"/>
+        </w:rPr>
+        <w:t xml:space="preserve"> </w:t>
+      </w:r>
+      <w:r>
+        <w:rPr>
+          <w:sz w:val="19"/>
+          <w:szCs w:val="19"/>
+        </w:rPr>
+        <w:t xml:space="preserve"> use and fixed cost on the capacity each user planned for. </w:t>
+      </w:r>
+      <w:r>
+        <w:rPr>
+          <w:sz w:val="19"/>
+          <w:szCs w:val="19"/>
+        </w:rPr>
+        <w:t xml:space="preserve">Orontes charges Maintenance at a </w:t>
+      </w:r>
+      <w:r>
+        <w:rPr>
+          <w:b/>
+          <w:bCs/>
+          <w:color w:val="8186EF"/>
+          <w:sz w:val="15"/>
+          <w:szCs w:val="15"/>
+        </w:rPr>
+        <w:t xml:space="preserve"> (8) </w:t>
+      </w:r>
+      <w:r>
+        <w:rPr>
+          <w:u w:val="single"/>
+          <w:sz w:val="19"/>
+          <w:szCs w:val="19"/>
+        </w:rPr>
+        <w:t xml:space="preserve">           </w:t>
+      </w:r>
+      <w:r>
+        <w:rPr>
+          <w:sz w:val="19"/>
+          <w:szCs w:val="19"/>
+        </w:rPr>
+        <w:t xml:space="preserve"> </w:t>
+      </w:r>
+      <w:r>
+        <w:rPr>
+          <w:sz w:val="19"/>
+          <w:szCs w:val="19"/>
+        </w:rPr>
+        <w:t xml:space="preserve"> rate of $40 per hour plus fixed shares of $560,000, so users do not pay for </w:t>
+      </w:r>
+      <w:r>
+        <w:rPr>
+          <w:b/>
+          <w:bCs/>
+          <w:color w:val="8186EF"/>
+          <w:sz w:val="15"/>
+          <w:szCs w:val="15"/>
+        </w:rPr>
+        <w:t xml:space="preserve"> (9) </w:t>
+      </w:r>
+      <w:r>
+        <w:rPr>
+          <w:u w:val="single"/>
+          <w:sz w:val="19"/>
+          <w:szCs w:val="19"/>
+        </w:rPr>
         <w:t xml:space="preserve">               </w:t>
       </w:r>
       <w:r>
@@ -7643,6 +7707,52 @@
           <w:szCs w:val="19"/>
         </w:rPr>
         <w:t xml:space="preserve"> overspending. </w:t>
+      </w:r>
+      <w:r>
+        <w:rPr>
+          <w:sz w:val="19"/>
+          <w:szCs w:val="19"/>
+        </w:rPr>
+        <w:t xml:space="preserve">The dual rate </w:t>
+      </w:r>
+      <w:r>
+        <w:rPr>
+          <w:b/>
+          <w:bCs/>
+          <w:color w:val="8186EF"/>
+          <w:sz w:val="15"/>
+          <w:szCs w:val="15"/>
+        </w:rPr>
+        <w:t xml:space="preserve"> (10) </w:t>
+      </w:r>
+      <w:r>
+        <w:rPr>
+          <w:u w:val="single"/>
+          <w:sz w:val="19"/>
+          <w:szCs w:val="19"/>
+        </w:rPr>
+        <w:t xml:space="preserve">           </w:t>
+      </w:r>
+      <w:r>
+        <w:rPr>
+          <w:sz w:val="19"/>
+          <w:szCs w:val="19"/>
+        </w:rPr>
+        <w:t xml:space="preserve"> </w:t>
+      </w:r>
+      <w:r>
+        <w:rPr>
+          <w:sz w:val="19"/>
+          <w:szCs w:val="19"/>
+        </w:rPr>
+        <w:t xml:space="preserve"> $860,000 and left only the $12,000 spending difference in Maintenance. </w:t>
+      </w:r>
+      <w:r>
+        <w:rPr>
+          <w:sz w:val="19"/>
+          <w:szCs w:val="19"/>
+        </w:rPr>
+        <w:t xml:space="preserve">The single rate left $47,000, which mixes that spending difference with $35,000 of idle capacity. </w:t>
       </w:r>
     </w:p>
     <w:tbl>
@@ -7700,7 +7810,7 @@
                 <w:sz w:val="16"/>
                 <w:szCs w:val="16"/>
               </w:rPr>
-              <w:t xml:space="preserve">capacity   ·   together   ·   single-rate   ·   spread   ·   dual-rate   ·   user's   ·   charges   ·   Maintenance's</w:t>
+              <w:t xml:space="preserve">others   ·   single-rate   ·   user's   ·   charged   ·   difference   ·   spread   ·   together   ·   dual-rate   ·   Maintenance's   ·   budgeted   ·   actual</w:t>
             </w:r>
           </w:p>
         </w:tc>
@@ -7885,7 +7995,7 @@
                 <w:sz w:val="14"/>
                 <w:szCs w:val="14"/>
               </w:rPr>
-              <w:t xml:space="preserve">(8)</w:t>
+              <w:t xml:space="preserve">(11)</w:t>
             </w:r>
           </w:p>
         </w:tc>
@@ -7961,7 +8071,7 @@
                 <w:sz w:val="14"/>
                 <w:szCs w:val="14"/>
               </w:rPr>
-              <w:t xml:space="preserve">(9)</w:t>
+              <w:t xml:space="preserve">(12)</w:t>
             </w:r>
           </w:p>
         </w:tc>
@@ -8133,7 +8243,7 @@
                 <w:sz w:val="14"/>
                 <w:szCs w:val="14"/>
               </w:rPr>
-              <w:t xml:space="preserve">(10)</w:t>
+              <w:t xml:space="preserve">(13)</w:t>
             </w:r>
           </w:p>
         </w:tc>
@@ -8249,6 +8359,19 @@
       </w:tr>
     </w:tbl>
     <w:p/>
+    <w:p>
+      <w:pPr>
+        <w:spacing w:before="20" w:after="20" w:line="360" w:lineRule="auto"/>
+        <w:ind w:left="200"/>
+      </w:pPr>
+      <w:r>
+        <w:rPr>
+          <w:sz w:val="19"/>
+          <w:szCs w:val="19"/>
+        </w:rPr>
+        <w:t xml:space="preserve">Complete the other two.</w:t>
+      </w:r>
+    </w:p>
     <w:p>
       <w:pPr>
         <w:spacing w:before="44" w:after="10"/>
@@ -8378,7 +8501,7 @@
                 <w:sz w:val="16"/>
                 <w:szCs w:val="16"/>
               </w:rPr>
-              <w:t xml:space="preserve">dual-rate method   ·   Beverages   ·   Oils</w:t>
+              <w:t xml:space="preserve">IT   ·   Tahini &amp; Spreads   ·   step-down method</w:t>
             </w:r>
           </w:p>
         </w:tc>
@@ -8911,14 +9034,14 @@
                 <w:sz w:val="16"/>
                 <w:szCs w:val="16"/>
               </w:rPr>
-              <w:t xml:space="preserve">8  </w:t>
-            </w:r>
-            <w:r>
-              <w:rPr>
-                <w:sz w:val="16"/>
-                <w:szCs w:val="16"/>
-              </w:rPr>
-              <w:t xml:space="preserve">on long-run capacity shares: 560,000</w:t>
+              <w:t xml:space="preserve">10  </w:t>
+            </w:r>
+            <w:r>
+              <w:rPr>
+                <w:sz w:val="16"/>
+                <w:szCs w:val="16"/>
+              </w:rPr>
+              <w:t xml:space="preserve">charged</w:t>
             </w:r>
           </w:p>
         </w:tc>
@@ -8979,14 +9102,14 @@
                 <w:sz w:val="16"/>
                 <w:szCs w:val="16"/>
               </w:rPr>
-              <w:t xml:space="preserve">9  </w:t>
-            </w:r>
-            <w:r>
-              <w:rPr>
-                <w:sz w:val="16"/>
-                <w:szCs w:val="16"/>
-              </w:rPr>
-              <w:t xml:space="preserve">actual hours × budgeted $40</w:t>
+              <w:t xml:space="preserve">11  </w:t>
+            </w:r>
+            <w:r>
+              <w:rPr>
+                <w:sz w:val="16"/>
+                <w:szCs w:val="16"/>
+              </w:rPr>
+              <w:t xml:space="preserve">on long-run capacity shares: 560,000</w:t>
             </w:r>
           </w:p>
         </w:tc>
@@ -9047,14 +9170,14 @@
                 <w:sz w:val="16"/>
                 <w:szCs w:val="16"/>
               </w:rPr>
-              <w:t xml:space="preserve">10  </w:t>
-            </w:r>
-            <w:r>
-              <w:rPr>
-                <w:sz w:val="16"/>
-                <w:szCs w:val="16"/>
-              </w:rPr>
-              <w:t xml:space="preserve">47,000 (spending 12,000 + unused capacity 35,000)</w:t>
+              <w:t xml:space="preserve">12  </w:t>
+            </w:r>
+            <w:r>
+              <w:rPr>
+                <w:sz w:val="16"/>
+                <w:szCs w:val="16"/>
+              </w:rPr>
+              <w:t xml:space="preserve">actual hours × budgeted $40</w:t>
             </w:r>
           </w:p>
         </w:tc>
@@ -9115,14 +9238,14 @@
                 <w:sz w:val="16"/>
                 <w:szCs w:val="16"/>
               </w:rPr>
-              <w:t xml:space="preserve">11  </w:t>
-            </w:r>
-            <w:r>
-              <w:rPr>
-                <w:sz w:val="16"/>
-                <w:szCs w:val="16"/>
-              </w:rPr>
-              <w:t xml:space="preserve">Oils</w:t>
+              <w:t xml:space="preserve">13  </w:t>
+            </w:r>
+            <w:r>
+              <w:rPr>
+                <w:sz w:val="16"/>
+                <w:szCs w:val="16"/>
+              </w:rPr>
+              <w:t xml:space="preserve">47,000 (spending 12,000 + unused capacity 35,000)</w:t>
             </w:r>
           </w:p>
         </w:tc>
@@ -9157,7 +9280,7 @@
                 <w:sz w:val="16"/>
                 <w:szCs w:val="16"/>
               </w:rPr>
-              <w:t xml:space="preserve">dual-rate</w:t>
+              <w:t xml:space="preserve">others</w:t>
             </w:r>
           </w:p>
         </w:tc>
@@ -9183,14 +9306,14 @@
                 <w:sz w:val="16"/>
                 <w:szCs w:val="16"/>
               </w:rPr>
-              <w:t xml:space="preserve">12  </w:t>
-            </w:r>
-            <w:r>
-              <w:rPr>
-                <w:sz w:val="16"/>
-                <w:szCs w:val="16"/>
-              </w:rPr>
-              <w:t xml:space="preserve">Beverages</w:t>
+              <w:t xml:space="preserve">14  </w:t>
+            </w:r>
+            <w:r>
+              <w:rPr>
+                <w:sz w:val="16"/>
+                <w:szCs w:val="16"/>
+              </w:rPr>
+              <w:t xml:space="preserve">IT</w:t>
             </w:r>
           </w:p>
         </w:tc>
@@ -9225,7 +9348,7 @@
                 <w:sz w:val="16"/>
                 <w:szCs w:val="16"/>
               </w:rPr>
-              <w:t xml:space="preserve">capacity</w:t>
+              <w:t xml:space="preserve">dual-rate</w:t>
             </w:r>
           </w:p>
         </w:tc>
@@ -9251,14 +9374,14 @@
                 <w:sz w:val="16"/>
                 <w:szCs w:val="16"/>
               </w:rPr>
-              <w:t xml:space="preserve">13  </w:t>
-            </w:r>
-            <w:r>
-              <w:rPr>
-                <w:sz w:val="16"/>
-                <w:szCs w:val="16"/>
-              </w:rPr>
-              <w:t xml:space="preserve">single-rate method</w:t>
+              <w:t xml:space="preserve">15  </w:t>
+            </w:r>
+            <w:r>
+              <w:rPr>
+                <w:sz w:val="16"/>
+                <w:szCs w:val="16"/>
+              </w:rPr>
+              <w:t xml:space="preserve">Tahini &amp; Spreads</w:t>
             </w:r>
           </w:p>
         </w:tc>
@@ -9293,7 +9416,7 @@
                 <w:sz w:val="16"/>
                 <w:szCs w:val="16"/>
               </w:rPr>
-              <w:t xml:space="preserve">Maintenance's</w:t>
+              <w:t xml:space="preserve">actual</w:t>
             </w:r>
           </w:p>
         </w:tc>
@@ -9319,7 +9442,75 @@
                 <w:sz w:val="16"/>
                 <w:szCs w:val="16"/>
               </w:rPr>
-              <w:t xml:space="preserve">14  </w:t>
+              <w:t xml:space="preserve">16  </w:t>
+            </w:r>
+            <w:r>
+              <w:rPr>
+                <w:sz w:val="16"/>
+                <w:szCs w:val="16"/>
+              </w:rPr>
+              <w:t xml:space="preserve">single-rate method</w:t>
+            </w:r>
+          </w:p>
+        </w:tc>
+      </w:tr>
+      <w:tr>
+        <w:tc>
+          <w:tcPr>
+            <w:tcW w:type="pct" w:w="2500"/>
+            <w:tcMar>
+              <w:top w:type="dxa" w:w="20"/>
+              <w:left w:type="dxa" w:w="80"/>
+              <w:bottom w:type="dxa" w:w="20"/>
+              <w:right w:type="dxa" w:w="80"/>
+            </w:tcMar>
+          </w:tcPr>
+          <w:p>
+            <w:pPr>
+              <w:spacing w:before="12" w:after="12"/>
+            </w:pPr>
+            <w:r>
+              <w:rPr>
+                <w:b/>
+                <w:bCs/>
+                <w:color w:val="8186EF"/>
+                <w:sz w:val="16"/>
+                <w:szCs w:val="16"/>
+              </w:rPr>
+              <w:t xml:space="preserve">8  </w:t>
+            </w:r>
+            <w:r>
+              <w:rPr>
+                <w:sz w:val="16"/>
+                <w:szCs w:val="16"/>
+              </w:rPr>
+              <w:t xml:space="preserve">budgeted</w:t>
+            </w:r>
+          </w:p>
+        </w:tc>
+        <w:tc>
+          <w:tcPr>
+            <w:tcW w:type="pct" w:w="2500"/>
+            <w:tcMar>
+              <w:top w:type="dxa" w:w="20"/>
+              <w:left w:type="dxa" w:w="80"/>
+              <w:bottom w:type="dxa" w:w="20"/>
+              <w:right w:type="dxa" w:w="80"/>
+            </w:tcMar>
+          </w:tcPr>
+          <w:p>
+            <w:pPr>
+              <w:spacing w:before="12" w:after="12"/>
+            </w:pPr>
+            <w:r>
+              <w:rPr>
+                <w:b/>
+                <w:bCs/>
+                <w:color w:val="8186EF"/>
+                <w:sz w:val="16"/>
+                <w:szCs w:val="16"/>
+              </w:rPr>
+              <w:t xml:space="preserve">17  </w:t>
             </w:r>
             <w:r>
               <w:rPr>
@@ -9327,6 +9518,64 @@
                 <w:szCs w:val="16"/>
               </w:rPr>
               <w:t xml:space="preserve">budgeted rate</w:t>
+            </w:r>
+          </w:p>
+        </w:tc>
+      </w:tr>
+      <w:tr>
+        <w:tc>
+          <w:tcPr>
+            <w:tcW w:type="pct" w:w="2500"/>
+            <w:tcMar>
+              <w:top w:type="dxa" w:w="20"/>
+              <w:left w:type="dxa" w:w="80"/>
+              <w:bottom w:type="dxa" w:w="20"/>
+              <w:right w:type="dxa" w:w="80"/>
+            </w:tcMar>
+          </w:tcPr>
+          <w:p>
+            <w:pPr>
+              <w:spacing w:before="12" w:after="12"/>
+            </w:pPr>
+            <w:r>
+              <w:rPr>
+                <w:b/>
+                <w:bCs/>
+                <w:color w:val="8186EF"/>
+                <w:sz w:val="16"/>
+                <w:szCs w:val="16"/>
+              </w:rPr>
+              <w:t xml:space="preserve">9  </w:t>
+            </w:r>
+            <w:r>
+              <w:rPr>
+                <w:sz w:val="16"/>
+                <w:szCs w:val="16"/>
+              </w:rPr>
+              <w:t xml:space="preserve">Maintenance's</w:t>
+            </w:r>
+          </w:p>
+        </w:tc>
+        <w:tc>
+          <w:tcPr>
+            <w:tcW w:type="pct" w:w="2500"/>
+            <w:tcMar>
+              <w:top w:type="dxa" w:w="20"/>
+              <w:left w:type="dxa" w:w="80"/>
+              <w:bottom w:type="dxa" w:w="20"/>
+              <w:right w:type="dxa" w:w="80"/>
+            </w:tcMar>
+          </w:tcPr>
+          <w:p>
+            <w:pPr>
+              <w:spacing w:before="24" w:after="24"/>
+            </w:pPr>
+            <w:r>
+              <w:rPr>
+                <w:sz w:val="16"/>
+                <w:szCs w:val="16"/>
+              </w:rPr>
+              <w:t xml:space="preserve"/>
             </w:r>
           </w:p>
         </w:tc>
@@ -9369,7 +9618,7 @@
           <w:sz w:val="15"/>
           <w:szCs w:val="15"/>
         </w:rPr>
-        <w:t xml:space="preserve">A single-rate method charges one rate per hour for fixed and variable service costs together. When users need fewer hours than planned, the fixed cost is spread over fewer hours, and one user's change moves cost to the others. A dual-rate method charges variable cost on actual use and fixed cost on the capacity each user planned for. Orontes charges Maintenance at a budgeted rate of $40 per hour plus fixed shares of $560,000, so users do not pay for Maintenance's overspending.</w:t>
+        <w:t xml:space="preserve">A single-rate method charges one rate per hour for fixed and variable service costs together. When users need fewer hours than planned, the fixed cost is spread over fewer hours, and one user's change moves cost to the others. A dual-rate method charges variable cost on actual use and fixed cost on the capacity each user planned for. Orontes charges Maintenance at a budgeted rate of $40 per hour plus fixed shares of $560,000, so users do not pay for Maintenance's overspending. The dual rate charged $860,000 and left only the $12,000 spending difference in Maintenance. The single rate left $47,000, which mixes that spending difference with $35,000 of idle capacity.</w:t>
       </w:r>
     </w:p>
     <w:p>
@@ -9476,7 +9725,7 @@
           <w:sz w:val="16"/>
           <w:szCs w:val="16"/>
         </w:rPr>
-        <w:t xml:space="preserve">      gaps 1–8</w:t>
+        <w:t xml:space="preserve">      gaps 1–10</w:t>
       </w:r>
     </w:p>
     <w:p>
@@ -9781,6 +10030,84 @@
           <w:szCs w:val="19"/>
         </w:rPr>
         <w:t xml:space="preserve"> total with its monthly charge. </w:t>
+      </w:r>
+      <w:r>
+        <w:rPr>
+          <w:sz w:val="19"/>
+          <w:szCs w:val="19"/>
+        </w:rPr>
+        <w:t xml:space="preserve">Oils </w:t>
+      </w:r>
+      <w:r>
+        <w:rPr>
+          <w:b/>
+          <w:bCs/>
+          <w:color w:val="8186EF"/>
+          <w:sz w:val="15"/>
+          <w:szCs w:val="15"/>
+        </w:rPr>
+        <w:t xml:space="preserve"> (9) </w:t>
+      </w:r>
+      <w:r>
+        <w:rPr>
+          <w:u w:val="single"/>
+          <w:sz w:val="19"/>
+          <w:szCs w:val="19"/>
+        </w:rPr>
+        <w:t xml:space="preserve">           </w:t>
+      </w:r>
+      <w:r>
+        <w:rPr>
+          <w:sz w:val="19"/>
+          <w:szCs w:val="19"/>
+        </w:rPr>
+        <w:t xml:space="preserve"> </w:t>
+      </w:r>
+      <w:r>
+        <w:rPr>
+          <w:sz w:val="19"/>
+          <w:szCs w:val="19"/>
+        </w:rPr>
+        <w:t xml:space="preserve"> $888,000, Tahini &amp; Spreads $690,000 and </w:t>
+      </w:r>
+      <w:r>
+        <w:rPr>
+          <w:b/>
+          <w:bCs/>
+          <w:color w:val="8186EF"/>
+          <w:sz w:val="15"/>
+          <w:szCs w:val="15"/>
+        </w:rPr>
+        <w:t xml:space="preserve"> (10) </w:t>
+      </w:r>
+      <w:r>
+        <w:rPr>
+          <w:u w:val="single"/>
+          <w:sz w:val="19"/>
+          <w:szCs w:val="19"/>
+        </w:rPr>
+        <w:t xml:space="preserve">           </w:t>
+      </w:r>
+      <w:r>
+        <w:rPr>
+          <w:sz w:val="19"/>
+          <w:szCs w:val="19"/>
+        </w:rPr>
+        <w:t xml:space="preserve"> </w:t>
+      </w:r>
+      <w:r>
+        <w:rPr>
+          <w:sz w:val="19"/>
+          <w:szCs w:val="19"/>
+        </w:rPr>
+        <w:t xml:space="preserve"> $414,000. </w:t>
+      </w:r>
+      <w:r>
+        <w:rPr>
+          <w:sz w:val="19"/>
+          <w:szCs w:val="19"/>
+        </w:rPr>
+        <w:t xml:space="preserve">Divided by twelve, these are the monthly service charges used in, 6 and 8. </w:t>
       </w:r>
     </w:p>
     <w:tbl>
@@ -9838,7 +10165,7 @@
                 <w:sz w:val="16"/>
                 <w:szCs w:val="16"/>
               </w:rPr>
-              <w:t xml:space="preserve">allocates   ·   departments   ·   allocation   ·   division's   ·   headcount   ·   enlarged   ·   account   ·   step-down   ·   earlier</w:t>
+              <w:t xml:space="preserve">headcount   ·   Beverages   ·   allocation   ·   departments   ·   division's   ·   enlarged   ·   allocates   ·   entries   ·   account   ·   step-down   ·   receives</w:t>
             </w:r>
           </w:p>
         </w:tc>
@@ -9983,6 +10310,19 @@
     <w:p/>
     <w:p>
       <w:pPr>
+        <w:spacing w:before="20" w:after="20" w:line="360" w:lineRule="auto"/>
+        <w:ind w:left="200"/>
+      </w:pPr>
+      <w:r>
+        <w:rPr>
+          <w:sz w:val="19"/>
+          <w:szCs w:val="19"/>
+        </w:rPr>
+        <w:t xml:space="preserve">The journal totals $4,160,000 on each side.</w:t>
+      </w:r>
+    </w:p>
+    <w:p>
+      <w:pPr>
         <w:pageBreakBefore w:val="true"/>
         <w:spacing w:after="0"/>
       </w:pPr>
@@ -10199,7 +10539,7 @@
                 <w:sz w:val="14"/>
                 <w:szCs w:val="14"/>
               </w:rPr>
-              <w:t xml:space="preserve">(10)</w:t>
+              <w:t xml:space="preserve">(12)</w:t>
             </w:r>
           </w:p>
         </w:tc>
@@ -10255,103 +10595,6 @@
           <w:tcPr>
             <w:tcW w:type="pct" w:w="568"/>
             <w:shd w:fill="FBFAF6" w:val="clear"/>
-            <w:tcMar>
-              <w:top w:type="dxa" w:w="50"/>
-              <w:left w:type="dxa" w:w="110"/>
-              <w:bottom w:type="dxa" w:w="50"/>
-              <w:right w:type="dxa" w:w="110"/>
-            </w:tcMar>
-          </w:tcPr>
-          <w:p>
-            <w:pPr>
-              <w:spacing w:before="28" w:after="28"/>
-            </w:pPr>
-            <w:r>
-              <w:rPr>
-                <w:sz w:val="15"/>
-                <w:szCs w:val="15"/>
-              </w:rPr>
-              <w:t xml:space="preserve"> </w:t>
-            </w:r>
-          </w:p>
-        </w:tc>
-        <w:tc>
-          <w:tcPr>
-            <w:tcW w:type="pct" w:w="2200"/>
-            <w:shd w:fill="FBFAF6" w:val="clear"/>
-            <w:tcMar>
-              <w:top w:type="dxa" w:w="50"/>
-              <w:left w:type="dxa" w:w="110"/>
-              <w:bottom w:type="dxa" w:w="50"/>
-              <w:right w:type="dxa" w:w="110"/>
-            </w:tcMar>
-          </w:tcPr>
-          <w:p>
-            <w:pPr>
-              <w:spacing w:before="28" w:after="28"/>
-            </w:pPr>
-            <w:r>
-              <w:rPr>
-                <w:sz w:val="15"/>
-                <w:szCs w:val="15"/>
-              </w:rPr>
-              <w:t xml:space="preserve">IT Department</w:t>
-            </w:r>
-          </w:p>
-        </w:tc>
-        <w:tc>
-          <w:tcPr>
-            <w:tcW w:type="pct" w:w="1218"/>
-            <w:shd w:fill="FBFAF6" w:val="clear"/>
-            <w:tcMar>
-              <w:top w:type="dxa" w:w="50"/>
-              <w:left w:type="dxa" w:w="110"/>
-              <w:bottom w:type="dxa" w:w="50"/>
-              <w:right w:type="dxa" w:w="110"/>
-            </w:tcMar>
-          </w:tcPr>
-          <w:p>
-            <w:pPr>
-              <w:spacing w:before="28" w:after="28"/>
-            </w:pPr>
-            <w:r>
-              <w:rPr>
-                <w:sz w:val="15"/>
-                <w:szCs w:val="15"/>
-              </w:rPr>
-              <w:t xml:space="preserve">400,000</w:t>
-            </w:r>
-          </w:p>
-        </w:tc>
-        <w:tc>
-          <w:tcPr>
-            <w:tcW w:type="pct" w:w="1014"/>
-            <w:shd w:fill="FBFAF6" w:val="clear"/>
-            <w:tcMar>
-              <w:top w:type="dxa" w:w="50"/>
-              <w:left w:type="dxa" w:w="110"/>
-              <w:bottom w:type="dxa" w:w="50"/>
-              <w:right w:type="dxa" w:w="110"/>
-            </w:tcMar>
-          </w:tcPr>
-          <w:p>
-            <w:pPr>
-              <w:spacing w:before="28" w:after="28"/>
-            </w:pPr>
-            <w:r>
-              <w:rPr>
-                <w:sz w:val="15"/>
-                <w:szCs w:val="15"/>
-              </w:rPr>
-              <w:t xml:space="preserve"> </w:t>
-            </w:r>
-          </w:p>
-        </w:tc>
-      </w:tr>
-      <w:tr>
-        <w:tc>
-          <w:tcPr>
-            <w:tcW w:type="pct" w:w="568"/>
             <w:tcMar>
               <w:top w:type="dxa" w:w="50"/>
               <w:left w:type="dxa" w:w="110"/>
@@ -10395,13 +10638,14 @@
                 <w:sz w:val="14"/>
                 <w:szCs w:val="14"/>
               </w:rPr>
-              <w:t xml:space="preserve">(11)</w:t>
+              <w:t xml:space="preserve">(13)</w:t>
             </w:r>
           </w:p>
         </w:tc>
         <w:tc>
           <w:tcPr>
             <w:tcW w:type="pct" w:w="1218"/>
+            <w:shd w:fill="FBFAF6" w:val="clear"/>
             <w:tcMar>
               <w:top w:type="dxa" w:w="50"/>
               <w:left w:type="dxa" w:w="110"/>
@@ -10425,6 +10669,7 @@
         <w:tc>
           <w:tcPr>
             <w:tcW w:type="pct" w:w="1014"/>
+            <w:shd w:fill="FBFAF6" w:val="clear"/>
             <w:tcMar>
               <w:top w:type="dxa" w:w="50"/>
               <w:left w:type="dxa" w:w="110"/>
@@ -10450,7 +10695,6 @@
         <w:tc>
           <w:tcPr>
             <w:tcW w:type="pct" w:w="568"/>
-            <w:shd w:fill="FBFAF6" w:val="clear"/>
             <w:tcMar>
               <w:top w:type="dxa" w:w="50"/>
               <w:left w:type="dxa" w:w="110"/>
@@ -10474,7 +10718,6 @@
         <w:tc>
           <w:tcPr>
             <w:tcW w:type="pct" w:w="2200"/>
-            <w:shd w:fill="FBFAF6" w:val="clear"/>
             <w:tcMar>
               <w:top w:type="dxa" w:w="50"/>
               <w:left w:type="dxa" w:w="110"/>
@@ -10491,14 +10734,13 @@
                 <w:sz w:val="15"/>
                 <w:szCs w:val="15"/>
               </w:rPr>
-              <w:t xml:space="preserve">HR Department</w:t>
+              <w:t xml:space="preserve">Quality Lab</w:t>
             </w:r>
           </w:p>
         </w:tc>
         <w:tc>
           <w:tcPr>
             <w:tcW w:type="pct" w:w="1218"/>
-            <w:shd w:fill="FBFAF6" w:val="clear"/>
             <w:tcMar>
               <w:top w:type="dxa" w:w="50"/>
               <w:left w:type="dxa" w:w="110"/>
@@ -10515,14 +10757,13 @@
                 <w:sz w:val="15"/>
                 <w:szCs w:val="15"/>
               </w:rPr>
-              <w:t xml:space="preserve">312,000</w:t>
+              <w:t xml:space="preserve">400,000</w:t>
             </w:r>
           </w:p>
         </w:tc>
         <w:tc>
           <w:tcPr>
             <w:tcW w:type="pct" w:w="1014"/>
-            <w:shd w:fill="FBFAF6" w:val="clear"/>
             <w:tcMar>
               <w:top w:type="dxa" w:w="50"/>
               <w:left w:type="dxa" w:w="110"/>
@@ -10548,6 +10789,7 @@
         <w:tc>
           <w:tcPr>
             <w:tcW w:type="pct" w:w="568"/>
+            <w:shd w:fill="FBFAF6" w:val="clear"/>
             <w:tcMar>
               <w:top w:type="dxa" w:w="50"/>
               <w:left w:type="dxa" w:w="110"/>
@@ -10591,13 +10833,14 @@
                 <w:sz w:val="14"/>
                 <w:szCs w:val="14"/>
               </w:rPr>
-              <w:t xml:space="preserve">(12)</w:t>
+              <w:t xml:space="preserve">(14)</w:t>
             </w:r>
           </w:p>
         </w:tc>
         <w:tc>
           <w:tcPr>
             <w:tcW w:type="pct" w:w="1218"/>
+            <w:shd w:fill="FBFAF6" w:val="clear"/>
             <w:tcMar>
               <w:top w:type="dxa" w:w="50"/>
               <w:left w:type="dxa" w:w="110"/>
@@ -10614,104 +10857,7 @@
                 <w:sz w:val="15"/>
                 <w:szCs w:val="15"/>
               </w:rPr>
-              <w:t xml:space="preserve"> </w:t>
-            </w:r>
-          </w:p>
-        </w:tc>
-        <w:tc>
-          <w:tcPr>
-            <w:tcW w:type="pct" w:w="1014"/>
-            <w:tcMar>
-              <w:top w:type="dxa" w:w="50"/>
-              <w:left w:type="dxa" w:w="110"/>
-              <w:bottom w:type="dxa" w:w="50"/>
-              <w:right w:type="dxa" w:w="110"/>
-            </w:tcMar>
-          </w:tcPr>
-          <w:p>
-            <w:pPr>
-              <w:spacing w:before="28" w:after="28"/>
-            </w:pPr>
-            <w:r>
-              <w:rPr>
-                <w:sz w:val="15"/>
-                <w:szCs w:val="15"/>
-              </w:rPr>
-              <w:t xml:space="preserve">1,992,000</w:t>
-            </w:r>
-          </w:p>
-        </w:tc>
-      </w:tr>
-      <w:tr>
-        <w:tc>
-          <w:tcPr>
-            <w:tcW w:type="pct" w:w="568"/>
-            <w:shd w:fill="FBFAF6" w:val="clear"/>
-            <w:tcMar>
-              <w:top w:type="dxa" w:w="50"/>
-              <w:left w:type="dxa" w:w="110"/>
-              <w:bottom w:type="dxa" w:w="50"/>
-              <w:right w:type="dxa" w:w="110"/>
-            </w:tcMar>
-          </w:tcPr>
-          <w:p>
-            <w:pPr>
-              <w:spacing w:before="28" w:after="28"/>
-            </w:pPr>
-            <w:r>
-              <w:rPr>
-                <w:sz w:val="15"/>
-                <w:szCs w:val="15"/>
-              </w:rPr>
-              <w:t xml:space="preserve">2</w:t>
-            </w:r>
-          </w:p>
-        </w:tc>
-        <w:tc>
-          <w:tcPr>
-            <w:tcW w:type="pct" w:w="2200"/>
-            <w:shd w:fill="FBFAF6" w:val="clear"/>
-            <w:tcMar>
-              <w:top w:type="dxa" w:w="50"/>
-              <w:left w:type="dxa" w:w="110"/>
-              <w:bottom w:type="dxa" w:w="50"/>
-              <w:right w:type="dxa" w:w="110"/>
-            </w:tcMar>
-          </w:tcPr>
-          <w:p>
-            <w:pPr>
-              <w:spacing w:before="28" w:after="28"/>
-            </w:pPr>
-            <w:r>
-              <w:rPr>
-                <w:sz w:val="15"/>
-                <w:szCs w:val="15"/>
-              </w:rPr>
-              <w:t xml:space="preserve">IT Department</w:t>
-            </w:r>
-          </w:p>
-        </w:tc>
-        <w:tc>
-          <w:tcPr>
-            <w:tcW w:type="pct" w:w="1218"/>
-            <w:shd w:fill="FBFAF6" w:val="clear"/>
-            <w:tcMar>
-              <w:top w:type="dxa" w:w="50"/>
-              <w:left w:type="dxa" w:w="110"/>
-              <w:bottom w:type="dxa" w:w="50"/>
-              <w:right w:type="dxa" w:w="110"/>
-            </w:tcMar>
-          </w:tcPr>
-          <w:p>
-            <w:pPr>
-              <w:spacing w:before="28" w:after="28"/>
-            </w:pPr>
-            <w:r>
-              <w:rPr>
-                <w:sz w:val="15"/>
-                <w:szCs w:val="15"/>
-              </w:rPr>
-              <w:t xml:space="preserve">176,000</w:t>
+              <w:t xml:space="preserve">312,000</w:t>
             </w:r>
           </w:p>
         </w:tc>
@@ -10787,7 +10933,7 @@
                 <w:sz w:val="14"/>
                 <w:szCs w:val="14"/>
               </w:rPr>
-              <w:t xml:space="preserve">(13)</w:t>
+              <w:t xml:space="preserve">(15)</w:t>
             </w:r>
           </w:p>
         </w:tc>
@@ -10810,7 +10956,583 @@
                 <w:sz w:val="15"/>
                 <w:szCs w:val="15"/>
               </w:rPr>
+              <w:t xml:space="preserve"> </w:t>
+            </w:r>
+          </w:p>
+        </w:tc>
+        <w:tc>
+          <w:tcPr>
+            <w:tcW w:type="pct" w:w="1014"/>
+            <w:tcMar>
+              <w:top w:type="dxa" w:w="50"/>
+              <w:left w:type="dxa" w:w="110"/>
+              <w:bottom w:type="dxa" w:w="50"/>
+              <w:right w:type="dxa" w:w="110"/>
+            </w:tcMar>
+          </w:tcPr>
+          <w:p>
+            <w:pPr>
+              <w:spacing w:before="28" w:after="28"/>
+            </w:pPr>
+            <w:r>
+              <w:rPr>
+                <w:sz w:val="15"/>
+                <w:szCs w:val="15"/>
+              </w:rPr>
+              <w:t xml:space="preserve">1,992,000</w:t>
+            </w:r>
+          </w:p>
+        </w:tc>
+      </w:tr>
+      <w:tr>
+        <w:tc>
+          <w:tcPr>
+            <w:tcW w:type="pct" w:w="568"/>
+            <w:shd w:fill="FBFAF6" w:val="clear"/>
+            <w:tcMar>
+              <w:top w:type="dxa" w:w="50"/>
+              <w:left w:type="dxa" w:w="110"/>
+              <w:bottom w:type="dxa" w:w="50"/>
+              <w:right w:type="dxa" w:w="110"/>
+            </w:tcMar>
+          </w:tcPr>
+          <w:p>
+            <w:pPr>
+              <w:spacing w:before="28" w:after="28"/>
+            </w:pPr>
+            <w:r>
+              <w:rPr>
+                <w:sz w:val="15"/>
+                <w:szCs w:val="15"/>
+              </w:rPr>
+              <w:t xml:space="preserve">2</w:t>
+            </w:r>
+          </w:p>
+        </w:tc>
+        <w:tc>
+          <w:tcPr>
+            <w:tcW w:type="pct" w:w="2200"/>
+            <w:shd w:fill="FBFAF6" w:val="clear"/>
+            <w:tcMar>
+              <w:top w:type="dxa" w:w="50"/>
+              <w:left w:type="dxa" w:w="110"/>
+              <w:bottom w:type="dxa" w:w="50"/>
+              <w:right w:type="dxa" w:w="110"/>
+            </w:tcMar>
+          </w:tcPr>
+          <w:p>
+            <w:pPr>
+              <w:spacing w:before="28" w:after="28"/>
+            </w:pPr>
+            <w:r>
+              <w:rPr>
+                <w:sz w:val="15"/>
+                <w:szCs w:val="15"/>
+              </w:rPr>
+              <w:t xml:space="preserve">IT Department</w:t>
+            </w:r>
+          </w:p>
+        </w:tc>
+        <w:tc>
+          <w:tcPr>
+            <w:tcW w:type="pct" w:w="1218"/>
+            <w:shd w:fill="FBFAF6" w:val="clear"/>
+            <w:tcMar>
+              <w:top w:type="dxa" w:w="50"/>
+              <w:left w:type="dxa" w:w="110"/>
+              <w:bottom w:type="dxa" w:w="50"/>
+              <w:right w:type="dxa" w:w="110"/>
+            </w:tcMar>
+          </w:tcPr>
+          <w:p>
+            <w:pPr>
+              <w:spacing w:before="28" w:after="28"/>
+            </w:pPr>
+            <w:r>
+              <w:rPr>
+                <w:sz w:val="15"/>
+                <w:szCs w:val="15"/>
+              </w:rPr>
+              <w:t xml:space="preserve">176,000</w:t>
+            </w:r>
+          </w:p>
+        </w:tc>
+        <w:tc>
+          <w:tcPr>
+            <w:tcW w:type="pct" w:w="1014"/>
+            <w:shd w:fill="FBFAF6" w:val="clear"/>
+            <w:tcMar>
+              <w:top w:type="dxa" w:w="50"/>
+              <w:left w:type="dxa" w:w="110"/>
+              <w:bottom w:type="dxa" w:w="50"/>
+              <w:right w:type="dxa" w:w="110"/>
+            </w:tcMar>
+          </w:tcPr>
+          <w:p>
+            <w:pPr>
+              <w:spacing w:before="28" w:after="28"/>
+            </w:pPr>
+            <w:r>
+              <w:rPr>
+                <w:sz w:val="15"/>
+                <w:szCs w:val="15"/>
+              </w:rPr>
+              <w:t xml:space="preserve"> </w:t>
+            </w:r>
+          </w:p>
+        </w:tc>
+      </w:tr>
+      <w:tr>
+        <w:tc>
+          <w:tcPr>
+            <w:tcW w:type="pct" w:w="568"/>
+            <w:tcMar>
+              <w:top w:type="dxa" w:w="50"/>
+              <w:left w:type="dxa" w:w="110"/>
+              <w:bottom w:type="dxa" w:w="50"/>
+              <w:right w:type="dxa" w:w="110"/>
+            </w:tcMar>
+          </w:tcPr>
+          <w:p>
+            <w:pPr>
+              <w:spacing w:before="28" w:after="28"/>
+            </w:pPr>
+            <w:r>
+              <w:rPr>
+                <w:sz w:val="15"/>
+                <w:szCs w:val="15"/>
+              </w:rPr>
+              <w:t xml:space="preserve"> </w:t>
+            </w:r>
+          </w:p>
+        </w:tc>
+        <w:tc>
+          <w:tcPr>
+            <w:tcW w:type="pct" w:w="2200"/>
+            <w:tcMar>
+              <w:top w:type="dxa" w:w="50"/>
+              <w:left w:type="dxa" w:w="110"/>
+              <w:bottom w:type="dxa" w:w="50"/>
+              <w:right w:type="dxa" w:w="110"/>
+            </w:tcMar>
+          </w:tcPr>
+          <w:p>
+            <w:pPr>
+              <w:spacing w:before="28" w:after="28"/>
+            </w:pPr>
+            <w:r>
+              <w:rPr>
+                <w:sz w:val="15"/>
+                <w:szCs w:val="15"/>
+              </w:rPr>
+              <w:t xml:space="preserve">MOH Control - Oils</w:t>
+            </w:r>
+          </w:p>
+        </w:tc>
+        <w:tc>
+          <w:tcPr>
+            <w:tcW w:type="pct" w:w="1218"/>
+            <w:tcMar>
+              <w:top w:type="dxa" w:w="50"/>
+              <w:left w:type="dxa" w:w="110"/>
+              <w:bottom w:type="dxa" w:w="50"/>
+              <w:right w:type="dxa" w:w="110"/>
+            </w:tcMar>
+          </w:tcPr>
+          <w:p>
+            <w:pPr>
+              <w:spacing w:before="28" w:after="28"/>
+            </w:pPr>
+            <w:r>
+              <w:rPr>
+                <w:sz w:val="15"/>
+                <w:szCs w:val="15"/>
+              </w:rPr>
               <w:t xml:space="preserve">440,000</w:t>
+            </w:r>
+          </w:p>
+        </w:tc>
+        <w:tc>
+          <w:tcPr>
+            <w:tcW w:type="pct" w:w="1014"/>
+            <w:tcMar>
+              <w:top w:type="dxa" w:w="50"/>
+              <w:left w:type="dxa" w:w="110"/>
+              <w:bottom w:type="dxa" w:w="50"/>
+              <w:right w:type="dxa" w:w="110"/>
+            </w:tcMar>
+          </w:tcPr>
+          <w:p>
+            <w:pPr>
+              <w:spacing w:before="28" w:after="28"/>
+            </w:pPr>
+            <w:r>
+              <w:rPr>
+                <w:sz w:val="15"/>
+                <w:szCs w:val="15"/>
+              </w:rPr>
+              <w:t xml:space="preserve"> </w:t>
+            </w:r>
+          </w:p>
+        </w:tc>
+      </w:tr>
+      <w:tr>
+        <w:tc>
+          <w:tcPr>
+            <w:tcW w:type="pct" w:w="568"/>
+            <w:shd w:fill="FBFAF6" w:val="clear"/>
+            <w:tcMar>
+              <w:top w:type="dxa" w:w="50"/>
+              <w:left w:type="dxa" w:w="110"/>
+              <w:bottom w:type="dxa" w:w="50"/>
+              <w:right w:type="dxa" w:w="110"/>
+            </w:tcMar>
+          </w:tcPr>
+          <w:p>
+            <w:pPr>
+              <w:spacing w:before="28" w:after="28"/>
+            </w:pPr>
+            <w:r>
+              <w:rPr>
+                <w:sz w:val="15"/>
+                <w:szCs w:val="15"/>
+              </w:rPr>
+              <w:t xml:space="preserve"> </w:t>
+            </w:r>
+          </w:p>
+        </w:tc>
+        <w:tc>
+          <w:tcPr>
+            <w:tcW w:type="pct" w:w="2200"/>
+            <w:shd w:fill="FBFAF6" w:val="clear"/>
+            <w:tcMar>
+              <w:top w:type="dxa" w:w="50"/>
+              <w:left w:type="dxa" w:w="110"/>
+              <w:bottom w:type="dxa" w:w="50"/>
+              <w:right w:type="dxa" w:w="110"/>
+            </w:tcMar>
+          </w:tcPr>
+          <w:p>
+            <w:pPr>
+              <w:spacing w:before="28" w:after="28"/>
+            </w:pPr>
+            <w:r>
+              <w:rPr>
+                <w:sz w:val="15"/>
+                <w:szCs w:val="15"/>
+              </w:rPr>
+              <w:t xml:space="preserve">MOH Control - Tahini</w:t>
+            </w:r>
+          </w:p>
+        </w:tc>
+        <w:tc>
+          <w:tcPr>
+            <w:tcW w:type="pct" w:w="1218"/>
+            <w:shd w:fill="FBFAF6" w:val="clear"/>
+            <w:tcMar>
+              <w:top w:type="dxa" w:w="50"/>
+              <w:left w:type="dxa" w:w="110"/>
+              <w:bottom w:type="dxa" w:w="50"/>
+              <w:right w:type="dxa" w:w="110"/>
+            </w:tcMar>
+          </w:tcPr>
+          <w:p>
+            <w:pPr>
+              <w:spacing w:before="28" w:after="28"/>
+            </w:pPr>
+            <w:r>
+              <w:rPr>
+                <w:sz w:val="15"/>
+                <w:szCs w:val="15"/>
+              </w:rPr>
+              <w:t xml:space="preserve">176,000</w:t>
+            </w:r>
+          </w:p>
+        </w:tc>
+        <w:tc>
+          <w:tcPr>
+            <w:tcW w:type="pct" w:w="1014"/>
+            <w:shd w:fill="FBFAF6" w:val="clear"/>
+            <w:tcMar>
+              <w:top w:type="dxa" w:w="50"/>
+              <w:left w:type="dxa" w:w="110"/>
+              <w:bottom w:type="dxa" w:w="50"/>
+              <w:right w:type="dxa" w:w="110"/>
+            </w:tcMar>
+          </w:tcPr>
+          <w:p>
+            <w:pPr>
+              <w:spacing w:before="28" w:after="28"/>
+            </w:pPr>
+            <w:r>
+              <w:rPr>
+                <w:sz w:val="15"/>
+                <w:szCs w:val="15"/>
+              </w:rPr>
+              <w:t xml:space="preserve"> </w:t>
+            </w:r>
+          </w:p>
+        </w:tc>
+      </w:tr>
+      <w:tr>
+        <w:tc>
+          <w:tcPr>
+            <w:tcW w:type="pct" w:w="568"/>
+            <w:tcMar>
+              <w:top w:type="dxa" w:w="50"/>
+              <w:left w:type="dxa" w:w="110"/>
+              <w:bottom w:type="dxa" w:w="50"/>
+              <w:right w:type="dxa" w:w="110"/>
+            </w:tcMar>
+          </w:tcPr>
+          <w:p>
+            <w:pPr>
+              <w:spacing w:before="28" w:after="28"/>
+            </w:pPr>
+            <w:r>
+              <w:rPr>
+                <w:sz w:val="15"/>
+                <w:szCs w:val="15"/>
+              </w:rPr>
+              <w:t xml:space="preserve"> </w:t>
+            </w:r>
+          </w:p>
+        </w:tc>
+        <w:tc>
+          <w:tcPr>
+            <w:tcW w:type="pct" w:w="2200"/>
+            <w:tcMar>
+              <w:top w:type="dxa" w:w="50"/>
+              <w:left w:type="dxa" w:w="110"/>
+              <w:bottom w:type="dxa" w:w="50"/>
+              <w:right w:type="dxa" w:w="110"/>
+            </w:tcMar>
+          </w:tcPr>
+          <w:p>
+            <w:pPr>
+              <w:spacing w:before="28" w:after="28"/>
+            </w:pPr>
+            <w:r>
+              <w:rPr>
+                <w:sz w:val="15"/>
+                <w:szCs w:val="15"/>
+              </w:rPr>
+              <w:t xml:space="preserve">MOH Control - Beverages</w:t>
+            </w:r>
+          </w:p>
+        </w:tc>
+        <w:tc>
+          <w:tcPr>
+            <w:tcW w:type="pct" w:w="1218"/>
+            <w:tcMar>
+              <w:top w:type="dxa" w:w="50"/>
+              <w:left w:type="dxa" w:w="110"/>
+              <w:bottom w:type="dxa" w:w="50"/>
+              <w:right w:type="dxa" w:w="110"/>
+            </w:tcMar>
+          </w:tcPr>
+          <w:p>
+            <w:pPr>
+              <w:spacing w:before="28" w:after="28"/>
+            </w:pPr>
+            <w:r>
+              <w:rPr>
+                <w:sz w:val="15"/>
+                <w:szCs w:val="15"/>
+              </w:rPr>
+              <w:t xml:space="preserve">88,000</w:t>
+            </w:r>
+          </w:p>
+        </w:tc>
+        <w:tc>
+          <w:tcPr>
+            <w:tcW w:type="pct" w:w="1014"/>
+            <w:tcMar>
+              <w:top w:type="dxa" w:w="50"/>
+              <w:left w:type="dxa" w:w="110"/>
+              <w:bottom w:type="dxa" w:w="50"/>
+              <w:right w:type="dxa" w:w="110"/>
+            </w:tcMar>
+          </w:tcPr>
+          <w:p>
+            <w:pPr>
+              <w:spacing w:before="28" w:after="28"/>
+            </w:pPr>
+            <w:r>
+              <w:rPr>
+                <w:sz w:val="15"/>
+                <w:szCs w:val="15"/>
+              </w:rPr>
+              <w:t xml:space="preserve"> </w:t>
+            </w:r>
+          </w:p>
+        </w:tc>
+      </w:tr>
+      <w:tr>
+        <w:tc>
+          <w:tcPr>
+            <w:tcW w:type="pct" w:w="568"/>
+            <w:shd w:fill="FBFAF6" w:val="clear"/>
+            <w:tcMar>
+              <w:top w:type="dxa" w:w="50"/>
+              <w:left w:type="dxa" w:w="110"/>
+              <w:bottom w:type="dxa" w:w="50"/>
+              <w:right w:type="dxa" w:w="110"/>
+            </w:tcMar>
+          </w:tcPr>
+          <w:p>
+            <w:pPr>
+              <w:spacing w:before="28" w:after="28"/>
+            </w:pPr>
+            <w:r>
+              <w:rPr>
+                <w:sz w:val="15"/>
+                <w:szCs w:val="15"/>
+              </w:rPr>
+              <w:t xml:space="preserve"> </w:t>
+            </w:r>
+          </w:p>
+        </w:tc>
+        <w:tc>
+          <w:tcPr>
+            <w:tcW w:type="pct" w:w="2200"/>
+            <w:shd w:fill="FBFAF6" w:val="clear"/>
+            <w:tcMar>
+              <w:top w:type="dxa" w:w="50"/>
+              <w:left w:type="dxa" w:w="110"/>
+              <w:bottom w:type="dxa" w:w="50"/>
+              <w:right w:type="dxa" w:w="110"/>
+            </w:tcMar>
+          </w:tcPr>
+          <w:p>
+            <w:pPr>
+              <w:spacing w:before="28" w:after="28"/>
+            </w:pPr>
+            <w:r>
+              <w:rPr>
+                <w:sz w:val="15"/>
+                <w:szCs w:val="15"/>
+              </w:rPr>
+              <w:t xml:space="preserve">Maintenance Department</w:t>
+            </w:r>
+          </w:p>
+        </w:tc>
+        <w:tc>
+          <w:tcPr>
+            <w:tcW w:type="pct" w:w="1218"/>
+            <w:shd w:fill="FBFAF6" w:val="clear"/>
+            <w:tcMar>
+              <w:top w:type="dxa" w:w="50"/>
+              <w:left w:type="dxa" w:w="110"/>
+              <w:bottom w:type="dxa" w:w="50"/>
+              <w:right w:type="dxa" w:w="110"/>
+            </w:tcMar>
+          </w:tcPr>
+          <w:p>
+            <w:pPr>
+              <w:spacing w:before="28" w:after="28"/>
+            </w:pPr>
+            <w:r>
+              <w:rPr>
+                <w:sz w:val="15"/>
+                <w:szCs w:val="15"/>
+              </w:rPr>
+              <w:t xml:space="preserve"> </w:t>
+            </w:r>
+          </w:p>
+        </w:tc>
+        <w:tc>
+          <w:tcPr>
+            <w:tcW w:type="pct" w:w="1014"/>
+            <w:shd w:fill="FBFAF6" w:val="clear"/>
+            <w:tcMar>
+              <w:top w:type="dxa" w:w="50"/>
+              <w:left w:type="dxa" w:w="110"/>
+              <w:bottom w:type="dxa" w:w="50"/>
+              <w:right w:type="dxa" w:w="110"/>
+            </w:tcMar>
+          </w:tcPr>
+          <w:p>
+            <w:pPr>
+              <w:spacing w:before="28" w:after="28"/>
+            </w:pPr>
+            <w:r>
+              <w:rPr>
+                <w:sz w:val="15"/>
+                <w:szCs w:val="15"/>
+              </w:rPr>
+              <w:t xml:space="preserve">880,000</w:t>
+            </w:r>
+          </w:p>
+        </w:tc>
+      </w:tr>
+      <w:tr>
+        <w:tc>
+          <w:tcPr>
+            <w:tcW w:type="pct" w:w="568"/>
+            <w:tcMar>
+              <w:top w:type="dxa" w:w="50"/>
+              <w:left w:type="dxa" w:w="110"/>
+              <w:bottom w:type="dxa" w:w="50"/>
+              <w:right w:type="dxa" w:w="110"/>
+            </w:tcMar>
+          </w:tcPr>
+          <w:p>
+            <w:pPr>
+              <w:spacing w:before="28" w:after="28"/>
+            </w:pPr>
+            <w:r>
+              <w:rPr>
+                <w:sz w:val="15"/>
+                <w:szCs w:val="15"/>
+              </w:rPr>
+              <w:t xml:space="preserve">3</w:t>
+            </w:r>
+          </w:p>
+        </w:tc>
+        <w:tc>
+          <w:tcPr>
+            <w:tcW w:type="pct" w:w="2200"/>
+            <w:tcMar>
+              <w:top w:type="dxa" w:w="50"/>
+              <w:left w:type="dxa" w:w="110"/>
+              <w:bottom w:type="dxa" w:w="50"/>
+              <w:right w:type="dxa" w:w="110"/>
+            </w:tcMar>
+          </w:tcPr>
+          <w:p>
+            <w:pPr>
+              <w:spacing w:before="28" w:after="28"/>
+            </w:pPr>
+            <w:r>
+              <w:rPr>
+                <w:sz w:val="15"/>
+                <w:szCs w:val="15"/>
+              </w:rPr>
+              <w:t xml:space="preserve">MOH Control - Oils</w:t>
+            </w:r>
+          </w:p>
+        </w:tc>
+        <w:tc>
+          <w:tcPr>
+            <w:tcW w:type="pct" w:w="1218"/>
+            <w:tcMar>
+              <w:top w:type="dxa" w:w="50"/>
+              <w:left w:type="dxa" w:w="110"/>
+              <w:bottom w:type="dxa" w:w="50"/>
+              <w:right w:type="dxa" w:w="110"/>
+            </w:tcMar>
+          </w:tcPr>
+          <w:p>
+            <w:pPr>
+              <w:spacing w:before="28" w:after="28"/>
+            </w:pPr>
+            <w:r>
+              <w:rPr>
+                <w:sz w:val="15"/>
+                <w:szCs w:val="15"/>
+              </w:rPr>
+              <w:t xml:space="preserve">144,000</w:t>
             </w:r>
           </w:p>
         </w:tc>
@@ -10886,7 +11608,7 @@
                 <w:sz w:val="14"/>
                 <w:szCs w:val="14"/>
               </w:rPr>
-              <w:t xml:space="preserve">(14)</w:t>
+              <w:t xml:space="preserve">(16)</w:t>
             </w:r>
           </w:p>
         </w:tc>
@@ -10910,7 +11632,7 @@
                 <w:sz w:val="15"/>
                 <w:szCs w:val="15"/>
               </w:rPr>
-              <w:t xml:space="preserve">176,000</w:t>
+              <w:t xml:space="preserve">288,000</w:t>
             </w:r>
           </w:p>
         </w:tc>
@@ -11005,7 +11727,7 @@
                 <w:sz w:val="15"/>
                 <w:szCs w:val="15"/>
               </w:rPr>
-              <w:t xml:space="preserve">88,000</w:t>
+              <w:t xml:space="preserve">144,000</w:t>
             </w:r>
           </w:p>
         </w:tc>
@@ -11078,7 +11800,7 @@
                 <w:sz w:val="15"/>
                 <w:szCs w:val="15"/>
               </w:rPr>
-              <w:t xml:space="preserve">Maintenance Department</w:t>
+              <w:t xml:space="preserve">IT Department</w:t>
             </w:r>
           </w:p>
         </w:tc>
@@ -11126,7 +11848,7 @@
                 <w:sz w:val="15"/>
                 <w:szCs w:val="15"/>
               </w:rPr>
-              <w:t xml:space="preserve">880,000</w:t>
+              <w:t xml:space="preserve">576,000</w:t>
             </w:r>
           </w:p>
         </w:tc>
@@ -11151,7 +11873,7 @@
                 <w:sz w:val="15"/>
                 <w:szCs w:val="15"/>
               </w:rPr>
-              <w:t xml:space="preserve">3</w:t>
+              <w:t xml:space="preserve">4</w:t>
             </w:r>
           </w:p>
         </w:tc>
@@ -11197,7 +11919,7 @@
                 <w:sz w:val="15"/>
                 <w:szCs w:val="15"/>
               </w:rPr>
-              <w:t xml:space="preserve">144,000</w:t>
+              <w:t xml:space="preserve">200,000</w:t>
             </w:r>
           </w:p>
         </w:tc>
@@ -11294,7 +12016,7 @@
                 <w:sz w:val="15"/>
                 <w:szCs w:val="15"/>
               </w:rPr>
-              <w:t xml:space="preserve">288,000</w:t>
+              <w:t xml:space="preserve">104,000</w:t>
             </w:r>
           </w:p>
         </w:tc>
@@ -11389,7 +12111,7 @@
                 <w:sz w:val="15"/>
                 <w:szCs w:val="15"/>
               </w:rPr>
-              <w:t xml:space="preserve">144,000</w:t>
+              <w:t xml:space="preserve">96,000</w:t>
             </w:r>
           </w:p>
         </w:tc>
@@ -11465,7 +12187,7 @@
                 <w:sz w:val="14"/>
                 <w:szCs w:val="14"/>
               </w:rPr>
-              <w:t xml:space="preserve">(15)</w:t>
+              <w:t xml:space="preserve">(17)</w:t>
             </w:r>
           </w:p>
         </w:tc>
@@ -11513,7 +12235,7 @@
                 <w:sz w:val="15"/>
                 <w:szCs w:val="15"/>
               </w:rPr>
-              <w:t xml:space="preserve">576,000</w:t>
+              <w:t xml:space="preserve">400,000</w:t>
             </w:r>
           </w:p>
         </w:tc>
@@ -11538,199 +12260,7 @@
                 <w:sz w:val="15"/>
                 <w:szCs w:val="15"/>
               </w:rPr>
-              <w:t xml:space="preserve">4</w:t>
-            </w:r>
-          </w:p>
-        </w:tc>
-        <w:tc>
-          <w:tcPr>
-            <w:tcW w:type="pct" w:w="2200"/>
-            <w:tcMar>
-              <w:top w:type="dxa" w:w="50"/>
-              <w:left w:type="dxa" w:w="110"/>
-              <w:bottom w:type="dxa" w:w="50"/>
-              <w:right w:type="dxa" w:w="110"/>
-            </w:tcMar>
-          </w:tcPr>
-          <w:p>
-            <w:pPr>
-              <w:spacing w:before="28" w:after="28"/>
-            </w:pPr>
-            <w:r>
-              <w:rPr>
-                <w:sz w:val="15"/>
-                <w:szCs w:val="15"/>
-              </w:rPr>
-              <w:t xml:space="preserve">MOH Control - Oils</w:t>
-            </w:r>
-          </w:p>
-        </w:tc>
-        <w:tc>
-          <w:tcPr>
-            <w:tcW w:type="pct" w:w="1218"/>
-            <w:tcMar>
-              <w:top w:type="dxa" w:w="50"/>
-              <w:left w:type="dxa" w:w="110"/>
-              <w:bottom w:type="dxa" w:w="50"/>
-              <w:right w:type="dxa" w:w="110"/>
-            </w:tcMar>
-          </w:tcPr>
-          <w:p>
-            <w:pPr>
-              <w:spacing w:before="28" w:after="28"/>
-            </w:pPr>
-            <w:r>
-              <w:rPr>
-                <w:sz w:val="15"/>
-                <w:szCs w:val="15"/>
-              </w:rPr>
-              <w:t xml:space="preserve">200,000</w:t>
-            </w:r>
-          </w:p>
-        </w:tc>
-        <w:tc>
-          <w:tcPr>
-            <w:tcW w:type="pct" w:w="1014"/>
-            <w:tcMar>
-              <w:top w:type="dxa" w:w="50"/>
-              <w:left w:type="dxa" w:w="110"/>
-              <w:bottom w:type="dxa" w:w="50"/>
-              <w:right w:type="dxa" w:w="110"/>
-            </w:tcMar>
-          </w:tcPr>
-          <w:p>
-            <w:pPr>
-              <w:spacing w:before="28" w:after="28"/>
-            </w:pPr>
-            <w:r>
-              <w:rPr>
-                <w:sz w:val="15"/>
-                <w:szCs w:val="15"/>
-              </w:rPr>
-              <w:t xml:space="preserve"> </w:t>
-            </w:r>
-          </w:p>
-        </w:tc>
-      </w:tr>
-      <w:tr>
-        <w:tc>
-          <w:tcPr>
-            <w:tcW w:type="pct" w:w="568"/>
-            <w:shd w:fill="FBFAF6" w:val="clear"/>
-            <w:tcMar>
-              <w:top w:type="dxa" w:w="50"/>
-              <w:left w:type="dxa" w:w="110"/>
-              <w:bottom w:type="dxa" w:w="50"/>
-              <w:right w:type="dxa" w:w="110"/>
-            </w:tcMar>
-          </w:tcPr>
-          <w:p>
-            <w:pPr>
-              <w:spacing w:before="28" w:after="28"/>
-            </w:pPr>
-            <w:r>
-              <w:rPr>
-                <w:sz w:val="15"/>
-                <w:szCs w:val="15"/>
-              </w:rPr>
-              <w:t xml:space="preserve"> </w:t>
-            </w:r>
-          </w:p>
-        </w:tc>
-        <w:tc>
-          <w:tcPr>
-            <w:tcW w:type="pct" w:w="2200"/>
-            <w:shd w:fill="FBFAF6" w:val="clear"/>
-            <w:tcMar>
-              <w:top w:type="dxa" w:w="50"/>
-              <w:left w:type="dxa" w:w="110"/>
-              <w:bottom w:type="dxa" w:w="50"/>
-              <w:right w:type="dxa" w:w="110"/>
-            </w:tcMar>
-          </w:tcPr>
-          <w:p>
-            <w:pPr>
-              <w:spacing w:before="28" w:after="28"/>
-            </w:pPr>
-            <w:r>
-              <w:rPr>
-                <w:sz w:val="15"/>
-                <w:szCs w:val="15"/>
-              </w:rPr>
-              <w:t xml:space="preserve">MOH Control - Tahini</w:t>
-            </w:r>
-          </w:p>
-        </w:tc>
-        <w:tc>
-          <w:tcPr>
-            <w:tcW w:type="pct" w:w="1218"/>
-            <w:shd w:fill="FBFAF6" w:val="clear"/>
-            <w:tcMar>
-              <w:top w:type="dxa" w:w="50"/>
-              <w:left w:type="dxa" w:w="110"/>
-              <w:bottom w:type="dxa" w:w="50"/>
-              <w:right w:type="dxa" w:w="110"/>
-            </w:tcMar>
-          </w:tcPr>
-          <w:p>
-            <w:pPr>
-              <w:spacing w:before="28" w:after="28"/>
-            </w:pPr>
-            <w:r>
-              <w:rPr>
-                <w:sz w:val="15"/>
-                <w:szCs w:val="15"/>
-              </w:rPr>
-              <w:t xml:space="preserve">104,000</w:t>
-            </w:r>
-          </w:p>
-        </w:tc>
-        <w:tc>
-          <w:tcPr>
-            <w:tcW w:type="pct" w:w="1014"/>
-            <w:shd w:fill="FBFAF6" w:val="clear"/>
-            <w:tcMar>
-              <w:top w:type="dxa" w:w="50"/>
-              <w:left w:type="dxa" w:w="110"/>
-              <w:bottom w:type="dxa" w:w="50"/>
-              <w:right w:type="dxa" w:w="110"/>
-            </w:tcMar>
-          </w:tcPr>
-          <w:p>
-            <w:pPr>
-              <w:spacing w:before="28" w:after="28"/>
-            </w:pPr>
-            <w:r>
-              <w:rPr>
-                <w:sz w:val="15"/>
-                <w:szCs w:val="15"/>
-              </w:rPr>
-              <w:t xml:space="preserve"> </w:t>
-            </w:r>
-          </w:p>
-        </w:tc>
-      </w:tr>
-      <w:tr>
-        <w:tc>
-          <w:tcPr>
-            <w:tcW w:type="pct" w:w="568"/>
-            <w:tcMar>
-              <w:top w:type="dxa" w:w="50"/>
-              <w:left w:type="dxa" w:w="110"/>
-              <w:bottom w:type="dxa" w:w="50"/>
-              <w:right w:type="dxa" w:w="110"/>
-            </w:tcMar>
-          </w:tcPr>
-          <w:p>
-            <w:pPr>
-              <w:spacing w:before="28" w:after="28"/>
-            </w:pPr>
-            <w:r>
-              <w:rPr>
-                <w:sz w:val="15"/>
-                <w:szCs w:val="15"/>
-              </w:rPr>
-              <w:t xml:space="preserve"> </w:t>
+              <w:t xml:space="preserve">5</w:t>
             </w:r>
           </w:p>
         </w:tc>
@@ -11757,7 +12287,7 @@
                 <w:sz w:val="14"/>
                 <w:szCs w:val="14"/>
               </w:rPr>
-              <w:t xml:space="preserve">(16)</w:t>
+              <w:t xml:space="preserve">(18)</w:t>
             </w:r>
           </w:p>
         </w:tc>
@@ -11780,7 +12310,7 @@
                 <w:sz w:val="15"/>
                 <w:szCs w:val="15"/>
               </w:rPr>
-              <w:t xml:space="preserve">96,000</w:t>
+              <w:t xml:space="preserve">104,000</w:t>
             </w:r>
           </w:p>
         </w:tc>
@@ -11853,7 +12383,7 @@
                 <w:sz w:val="15"/>
                 <w:szCs w:val="15"/>
               </w:rPr>
-              <w:t xml:space="preserve">Quality Lab</w:t>
+              <w:t xml:space="preserve">MOH Control - Tahini</w:t>
             </w:r>
           </w:p>
         </w:tc>
@@ -11877,7 +12407,7 @@
                 <w:sz w:val="15"/>
                 <w:szCs w:val="15"/>
               </w:rPr>
-              <w:t xml:space="preserve"> </w:t>
+              <w:t xml:space="preserve">122,000</w:t>
             </w:r>
           </w:p>
         </w:tc>
@@ -11901,7 +12431,7 @@
                 <w:sz w:val="15"/>
                 <w:szCs w:val="15"/>
               </w:rPr>
-              <w:t xml:space="preserve">400,000</w:t>
+              <w:t xml:space="preserve"> </w:t>
             </w:r>
           </w:p>
         </w:tc>
@@ -11910,293 +12440,6 @@
         <w:tc>
           <w:tcPr>
             <w:tcW w:type="pct" w:w="568"/>
-            <w:tcMar>
-              <w:top w:type="dxa" w:w="50"/>
-              <w:left w:type="dxa" w:w="110"/>
-              <w:bottom w:type="dxa" w:w="50"/>
-              <w:right w:type="dxa" w:w="110"/>
-            </w:tcMar>
-          </w:tcPr>
-          <w:p>
-            <w:pPr>
-              <w:spacing w:before="28" w:after="28"/>
-            </w:pPr>
-            <w:r>
-              <w:rPr>
-                <w:sz w:val="15"/>
-                <w:szCs w:val="15"/>
-              </w:rPr>
-              <w:t xml:space="preserve">5</w:t>
-            </w:r>
-          </w:p>
-        </w:tc>
-        <w:tc>
-          <w:tcPr>
-            <w:tcW w:type="pct" w:w="2200"/>
-            <w:tcMar>
-              <w:top w:type="dxa" w:w="50"/>
-              <w:left w:type="dxa" w:w="110"/>
-              <w:bottom w:type="dxa" w:w="50"/>
-              <w:right w:type="dxa" w:w="110"/>
-            </w:tcMar>
-          </w:tcPr>
-          <w:p>
-            <w:pPr>
-              <w:spacing w:before="28" w:after="28"/>
-            </w:pPr>
-            <w:r>
-              <w:rPr>
-                <w:sz w:val="15"/>
-                <w:szCs w:val="15"/>
-              </w:rPr>
-              <w:t xml:space="preserve">MOH Control - Oils</w:t>
-            </w:r>
-          </w:p>
-        </w:tc>
-        <w:tc>
-          <w:tcPr>
-            <w:tcW w:type="pct" w:w="1218"/>
-            <w:tcMar>
-              <w:top w:type="dxa" w:w="50"/>
-              <w:left w:type="dxa" w:w="110"/>
-              <w:bottom w:type="dxa" w:w="50"/>
-              <w:right w:type="dxa" w:w="110"/>
-            </w:tcMar>
-          </w:tcPr>
-          <w:p>
-            <w:pPr>
-              <w:spacing w:before="28" w:after="28"/>
-            </w:pPr>
-            <w:r>
-              <w:rPr>
-                <w:sz w:val="15"/>
-                <w:szCs w:val="15"/>
-              </w:rPr>
-              <w:t xml:space="preserve">104,000</w:t>
-            </w:r>
-          </w:p>
-        </w:tc>
-        <w:tc>
-          <w:tcPr>
-            <w:tcW w:type="pct" w:w="1014"/>
-            <w:tcMar>
-              <w:top w:type="dxa" w:w="50"/>
-              <w:left w:type="dxa" w:w="110"/>
-              <w:bottom w:type="dxa" w:w="50"/>
-              <w:right w:type="dxa" w:w="110"/>
-            </w:tcMar>
-          </w:tcPr>
-          <w:p>
-            <w:pPr>
-              <w:spacing w:before="28" w:after="28"/>
-            </w:pPr>
-            <w:r>
-              <w:rPr>
-                <w:sz w:val="15"/>
-                <w:szCs w:val="15"/>
-              </w:rPr>
-              <w:t xml:space="preserve"> </w:t>
-            </w:r>
-          </w:p>
-        </w:tc>
-      </w:tr>
-      <w:tr>
-        <w:tc>
-          <w:tcPr>
-            <w:tcW w:type="pct" w:w="568"/>
-            <w:shd w:fill="FBFAF6" w:val="clear"/>
-            <w:tcMar>
-              <w:top w:type="dxa" w:w="50"/>
-              <w:left w:type="dxa" w:w="110"/>
-              <w:bottom w:type="dxa" w:w="50"/>
-              <w:right w:type="dxa" w:w="110"/>
-            </w:tcMar>
-          </w:tcPr>
-          <w:p>
-            <w:pPr>
-              <w:spacing w:before="28" w:after="28"/>
-            </w:pPr>
-            <w:r>
-              <w:rPr>
-                <w:sz w:val="15"/>
-                <w:szCs w:val="15"/>
-              </w:rPr>
-              <w:t xml:space="preserve"> </w:t>
-            </w:r>
-          </w:p>
-        </w:tc>
-        <w:tc>
-          <w:tcPr>
-            <w:tcW w:type="pct" w:w="2200"/>
-            <w:shd w:fill="FBFAF6" w:val="clear"/>
-            <w:tcMar>
-              <w:top w:type="dxa" w:w="50"/>
-              <w:left w:type="dxa" w:w="110"/>
-              <w:bottom w:type="dxa" w:w="50"/>
-              <w:right w:type="dxa" w:w="110"/>
-            </w:tcMar>
-          </w:tcPr>
-          <w:p>
-            <w:pPr>
-              <w:spacing w:before="28" w:after="28"/>
-            </w:pPr>
-            <w:r>
-              <w:rPr>
-                <w:sz w:val="15"/>
-                <w:szCs w:val="15"/>
-              </w:rPr>
-              <w:t xml:space="preserve">MOH Control - Tahini</w:t>
-            </w:r>
-          </w:p>
-        </w:tc>
-        <w:tc>
-          <w:tcPr>
-            <w:tcW w:type="pct" w:w="1218"/>
-            <w:shd w:fill="FBFAF6" w:val="clear"/>
-            <w:tcMar>
-              <w:top w:type="dxa" w:w="50"/>
-              <w:left w:type="dxa" w:w="110"/>
-              <w:bottom w:type="dxa" w:w="50"/>
-              <w:right w:type="dxa" w:w="110"/>
-            </w:tcMar>
-          </w:tcPr>
-          <w:p>
-            <w:pPr>
-              <w:spacing w:before="28" w:after="28"/>
-            </w:pPr>
-            <w:r>
-              <w:rPr>
-                <w:sz w:val="15"/>
-                <w:szCs w:val="15"/>
-              </w:rPr>
-              <w:t xml:space="preserve">122,000</w:t>
-            </w:r>
-          </w:p>
-        </w:tc>
-        <w:tc>
-          <w:tcPr>
-            <w:tcW w:type="pct" w:w="1014"/>
-            <w:shd w:fill="FBFAF6" w:val="clear"/>
-            <w:tcMar>
-              <w:top w:type="dxa" w:w="50"/>
-              <w:left w:type="dxa" w:w="110"/>
-              <w:bottom w:type="dxa" w:w="50"/>
-              <w:right w:type="dxa" w:w="110"/>
-            </w:tcMar>
-          </w:tcPr>
-          <w:p>
-            <w:pPr>
-              <w:spacing w:before="28" w:after="28"/>
-            </w:pPr>
-            <w:r>
-              <w:rPr>
-                <w:sz w:val="15"/>
-                <w:szCs w:val="15"/>
-              </w:rPr>
-              <w:t xml:space="preserve"> </w:t>
-            </w:r>
-          </w:p>
-        </w:tc>
-      </w:tr>
-      <w:tr>
-        <w:tc>
-          <w:tcPr>
-            <w:tcW w:type="pct" w:w="568"/>
-            <w:tcMar>
-              <w:top w:type="dxa" w:w="50"/>
-              <w:left w:type="dxa" w:w="110"/>
-              <w:bottom w:type="dxa" w:w="50"/>
-              <w:right w:type="dxa" w:w="110"/>
-            </w:tcMar>
-          </w:tcPr>
-          <w:p>
-            <w:pPr>
-              <w:spacing w:before="28" w:after="28"/>
-            </w:pPr>
-            <w:r>
-              <w:rPr>
-                <w:sz w:val="15"/>
-                <w:szCs w:val="15"/>
-              </w:rPr>
-              <w:t xml:space="preserve"> </w:t>
-            </w:r>
-          </w:p>
-        </w:tc>
-        <w:tc>
-          <w:tcPr>
-            <w:tcW w:type="pct" w:w="2200"/>
-            <w:tcMar>
-              <w:top w:type="dxa" w:w="50"/>
-              <w:left w:type="dxa" w:w="110"/>
-              <w:bottom w:type="dxa" w:w="50"/>
-              <w:right w:type="dxa" w:w="110"/>
-            </w:tcMar>
-          </w:tcPr>
-          <w:p>
-            <w:pPr>
-              <w:spacing w:before="28" w:after="28"/>
-            </w:pPr>
-            <w:r>
-              <w:rPr>
-                <w:sz w:val="15"/>
-                <w:szCs w:val="15"/>
-              </w:rPr>
-              <w:t xml:space="preserve">MOH Control - Beverages</w:t>
-            </w:r>
-          </w:p>
-        </w:tc>
-        <w:tc>
-          <w:tcPr>
-            <w:tcW w:type="pct" w:w="1218"/>
-            <w:tcMar>
-              <w:top w:type="dxa" w:w="50"/>
-              <w:left w:type="dxa" w:w="110"/>
-              <w:bottom w:type="dxa" w:w="50"/>
-              <w:right w:type="dxa" w:w="110"/>
-            </w:tcMar>
-          </w:tcPr>
-          <w:p>
-            <w:pPr>
-              <w:spacing w:before="28" w:after="28"/>
-            </w:pPr>
-            <w:r>
-              <w:rPr>
-                <w:sz w:val="15"/>
-                <w:szCs w:val="15"/>
-              </w:rPr>
-              <w:t xml:space="preserve">86,000</w:t>
-            </w:r>
-          </w:p>
-        </w:tc>
-        <w:tc>
-          <w:tcPr>
-            <w:tcW w:type="pct" w:w="1014"/>
-            <w:tcMar>
-              <w:top w:type="dxa" w:w="50"/>
-              <w:left w:type="dxa" w:w="110"/>
-              <w:bottom w:type="dxa" w:w="50"/>
-              <w:right w:type="dxa" w:w="110"/>
-            </w:tcMar>
-          </w:tcPr>
-          <w:p>
-            <w:pPr>
-              <w:spacing w:before="28" w:after="28"/>
-            </w:pPr>
-            <w:r>
-              <w:rPr>
-                <w:sz w:val="15"/>
-                <w:szCs w:val="15"/>
-              </w:rPr>
-              <w:t xml:space="preserve"> </w:t>
-            </w:r>
-          </w:p>
-        </w:tc>
-      </w:tr>
-      <w:tr>
-        <w:tc>
-          <w:tcPr>
-            <w:tcW w:type="pct" w:w="568"/>
-            <w:shd w:fill="FBFAF6" w:val="clear"/>
             <w:tcMar>
               <w:top w:type="dxa" w:w="50"/>
               <w:left w:type="dxa" w:w="110"/>
@@ -12240,7 +12483,103 @@
                 <w:sz w:val="14"/>
                 <w:szCs w:val="14"/>
               </w:rPr>
-              <w:t xml:space="preserve">(17)</w:t>
+              <w:t xml:space="preserve">(19)</w:t>
+            </w:r>
+          </w:p>
+        </w:tc>
+        <w:tc>
+          <w:tcPr>
+            <w:tcW w:type="pct" w:w="1218"/>
+            <w:tcMar>
+              <w:top w:type="dxa" w:w="50"/>
+              <w:left w:type="dxa" w:w="110"/>
+              <w:bottom w:type="dxa" w:w="50"/>
+              <w:right w:type="dxa" w:w="110"/>
+            </w:tcMar>
+          </w:tcPr>
+          <w:p>
+            <w:pPr>
+              <w:spacing w:before="28" w:after="28"/>
+            </w:pPr>
+            <w:r>
+              <w:rPr>
+                <w:sz w:val="15"/>
+                <w:szCs w:val="15"/>
+              </w:rPr>
+              <w:t xml:space="preserve">86,000</w:t>
+            </w:r>
+          </w:p>
+        </w:tc>
+        <w:tc>
+          <w:tcPr>
+            <w:tcW w:type="pct" w:w="1014"/>
+            <w:tcMar>
+              <w:top w:type="dxa" w:w="50"/>
+              <w:left w:type="dxa" w:w="110"/>
+              <w:bottom w:type="dxa" w:w="50"/>
+              <w:right w:type="dxa" w:w="110"/>
+            </w:tcMar>
+          </w:tcPr>
+          <w:p>
+            <w:pPr>
+              <w:spacing w:before="28" w:after="28"/>
+            </w:pPr>
+            <w:r>
+              <w:rPr>
+                <w:sz w:val="15"/>
+                <w:szCs w:val="15"/>
+              </w:rPr>
+              <w:t xml:space="preserve"> </w:t>
+            </w:r>
+          </w:p>
+        </w:tc>
+      </w:tr>
+      <w:tr>
+        <w:tc>
+          <w:tcPr>
+            <w:tcW w:type="pct" w:w="568"/>
+            <w:shd w:fill="FBFAF6" w:val="clear"/>
+            <w:tcMar>
+              <w:top w:type="dxa" w:w="50"/>
+              <w:left w:type="dxa" w:w="110"/>
+              <w:bottom w:type="dxa" w:w="50"/>
+              <w:right w:type="dxa" w:w="110"/>
+            </w:tcMar>
+          </w:tcPr>
+          <w:p>
+            <w:pPr>
+              <w:spacing w:before="28" w:after="28"/>
+            </w:pPr>
+            <w:r>
+              <w:rPr>
+                <w:sz w:val="15"/>
+                <w:szCs w:val="15"/>
+              </w:rPr>
+              <w:t xml:space="preserve"> </w:t>
+            </w:r>
+          </w:p>
+        </w:tc>
+        <w:tc>
+          <w:tcPr>
+            <w:tcW w:type="pct" w:w="2200"/>
+            <w:shd w:fill="FBFAF6" w:val="clear"/>
+            <w:tcMar>
+              <w:top w:type="dxa" w:w="50"/>
+              <w:left w:type="dxa" w:w="110"/>
+              <w:bottom w:type="dxa" w:w="50"/>
+              <w:right w:type="dxa" w:w="110"/>
+            </w:tcMar>
+          </w:tcPr>
+          <w:p>
+            <w:pPr>
+              <w:spacing w:before="28" w:after="28"/>
+            </w:pPr>
+            <w:r>
+              <w:rPr>
+                <w:sz w:val="15"/>
+                <w:szCs w:val="15"/>
+              </w:rPr>
+              <w:t xml:space="preserve">HR Department</w:t>
             </w:r>
           </w:p>
         </w:tc>
@@ -12340,7 +12679,7 @@
                 <w:sz w:val="14"/>
                 <w:szCs w:val="14"/>
               </w:rPr>
-              <w:t xml:space="preserve">(18)</w:t>
+              <w:t xml:space="preserve">(20)</w:t>
             </w:r>
           </w:p>
         </w:tc>
@@ -12448,7 +12787,243 @@
                 <w:sz w:val="16"/>
                 <w:szCs w:val="16"/>
               </w:rPr>
-              <w:t xml:space="preserve">HR Department   ·   IT Department   ·   Levant Distribution · FY2027   ·   Maintenance Department   ·   Various accounts   ·   Totals   ·   Quality Lab   ·   MOH Control - Oils   ·   MOH Control - Beverages   ·   MOH Control - Tahini</w:t>
+              <w:t xml:space="preserve">Quality Lab   ·   Various accounts   ·   MOH Control - Beverages   ·   MOH Control - Tahini   ·   HR Department   ·   step-down method   ·   Totals   ·   Maintenance Department   ·   IT Department   ·   MOH Control - Oils</w:t>
+            </w:r>
+          </w:p>
+        </w:tc>
+      </w:tr>
+    </w:tbl>
+    <w:p/>
+    <w:p>
+      <w:pPr>
+        <w:spacing w:before="20" w:after="20" w:line="360" w:lineRule="auto"/>
+        <w:ind w:left="200"/>
+      </w:pPr>
+      <w:r>
+        <w:rPr>
+          <w:sz w:val="19"/>
+          <w:szCs w:val="19"/>
+        </w:rPr>
+        <w:t xml:space="preserve">Every service department account closes to zero, and each division's overhead account holds its share.</w:t>
+      </w:r>
+    </w:p>
+    <w:tbl>
+      <w:tblPr>
+        <w:tblW w:type="pct" w:w="100%"/>
+        <w:tblLayout w:type="fixed"/>
+        <w:tblBorders>
+          <w:top w:val="single" w:color="353A7C" w:sz="4"/>
+          <w:left w:val="single" w:color="353A7C" w:sz="4"/>
+          <w:bottom w:val="single" w:color="353A7C" w:sz="4"/>
+          <w:right w:val="single" w:color="353A7C" w:sz="4"/>
+          <w:insideH w:val="single" w:color="353A7C" w:sz="4"/>
+          <w:insideV w:val="single" w:color="353A7C" w:sz="4"/>
+        </w:tblBorders>
+      </w:tblPr>
+      <w:tblGrid>
+        <w:gridCol w:w="9600"/>
+      </w:tblGrid>
+      <w:tr>
+        <w:tc>
+          <w:tcPr>
+            <w:tcW w:type="pct" w:w="5000"/>
+            <w:shd w:fill="F2F4FB" w:val="clear"/>
+            <w:tcMar>
+              <w:top w:type="dxa" w:w="50"/>
+              <w:left w:type="dxa" w:w="110"/>
+              <w:bottom w:type="dxa" w:w="50"/>
+              <w:right w:type="dxa" w:w="110"/>
+            </w:tcMar>
+          </w:tcPr>
+          <w:p>
+            <w:pPr>
+              <w:spacing w:before="30" w:after="30"/>
+            </w:pPr>
+            <w:r>
+              <w:rPr>
+                <w:b/>
+                <w:bCs/>
+                <w:color w:val="353A7C"/>
+                <w:sz w:val="19"/>
+                <w:szCs w:val="19"/>
+              </w:rPr>
+              <w:t xml:space="preserve">Everything ties</w:t>
+            </w:r>
+          </w:p>
+        </w:tc>
+      </w:tr>
+    </w:tbl>
+    <w:p/>
+    <w:p>
+      <w:pPr>
+        <w:spacing w:before="44" w:after="14"/>
+      </w:pPr>
+      <w:r>
+        <w:rPr>
+          <w:b/>
+          <w:bCs/>
+          <w:color w:val="353A7C"/>
+          <w:sz w:val="18"/>
+          <w:szCs w:val="18"/>
+        </w:rPr>
+        <w:t xml:space="preserve">Summary 2</w:t>
+      </w:r>
+      <w:r>
+        <w:rPr>
+          <w:color w:val="6B7280"/>
+          <w:sz w:val="16"/>
+          <w:szCs w:val="16"/>
+        </w:rPr>
+        <w:t xml:space="preserve">      gaps 21–22</w:t>
+      </w:r>
+    </w:p>
+    <w:p>
+      <w:pPr>
+        <w:spacing w:before="20" w:after="20" w:line="360" w:lineRule="auto"/>
+        <w:ind w:left="200"/>
+      </w:pPr>
+      <w:r>
+        <w:rPr>
+          <w:sz w:val="19"/>
+          <w:szCs w:val="19"/>
+        </w:rPr>
+        <w:t xml:space="preserve">Allocated: $888,000 + $690,000 + $414,000 = $1,992,000, all </w:t>
+      </w:r>
+      <w:r>
+        <w:rPr>
+          <w:b/>
+          <w:bCs/>
+          <w:color w:val="8186EF"/>
+          <w:sz w:val="15"/>
+          <w:szCs w:val="15"/>
+        </w:rPr>
+        <w:t xml:space="preserve"> (21) </w:t>
+      </w:r>
+      <w:r>
+        <w:rPr>
+          <w:u w:val="single"/>
+          <w:sz w:val="19"/>
+          <w:szCs w:val="19"/>
+        </w:rPr>
+        <w:t xml:space="preserve">           </w:t>
+      </w:r>
+      <w:r>
+        <w:rPr>
+          <w:sz w:val="19"/>
+          <w:szCs w:val="19"/>
+        </w:rPr>
+        <w:t xml:space="preserve"> </w:t>
+      </w:r>
+      <w:r>
+        <w:rPr>
+          <w:sz w:val="19"/>
+          <w:szCs w:val="19"/>
+        </w:rPr>
+        <w:t xml:space="preserve"> cost. </w:t>
+      </w:r>
+      <w:r>
+        <w:rPr>
+          <w:sz w:val="19"/>
+          <w:szCs w:val="19"/>
+        </w:rPr>
+        <w:t xml:space="preserve">IT pool: $400,000 + $176,000 from </w:t>
+      </w:r>
+      <w:r>
+        <w:rPr>
+          <w:b/>
+          <w:bCs/>
+          <w:color w:val="8186EF"/>
+          <w:sz w:val="15"/>
+          <w:szCs w:val="15"/>
+        </w:rPr>
+        <w:t xml:space="preserve"> (22) </w:t>
+      </w:r>
+      <w:r>
+        <w:rPr>
+          <w:u w:val="single"/>
+          <w:sz w:val="19"/>
+          <w:szCs w:val="19"/>
+        </w:rPr>
+        <w:t xml:space="preserve">             </w:t>
+      </w:r>
+      <w:r>
+        <w:rPr>
+          <w:sz w:val="19"/>
+          <w:szCs w:val="19"/>
+        </w:rPr>
+        <w:t xml:space="preserve"> </w:t>
+      </w:r>
+      <w:r>
+        <w:rPr>
+          <w:sz w:val="19"/>
+          <w:szCs w:val="19"/>
+        </w:rPr>
+        <w:t xml:space="preserve"> = $576,000. </w:t>
+      </w:r>
+      <w:r>
+        <w:rPr>
+          <w:sz w:val="19"/>
+          <w:szCs w:val="19"/>
+        </w:rPr>
+        <w:t xml:space="preserve">Tahini: $690,000 is twelve months of the charge in the. </w:t>
+      </w:r>
+    </w:p>
+    <w:tbl>
+      <w:tblPr>
+        <w:tblW w:type="pct" w:w="100%"/>
+        <w:tblLayout w:type="fixed"/>
+        <w:tblBorders>
+          <w:top w:val="single" w:color="FBFAF6" w:sz="4"/>
+          <w:left w:val="single" w:color="FBFAF6" w:sz="4"/>
+          <w:bottom w:val="single" w:color="FBFAF6" w:sz="4"/>
+          <w:right w:val="single" w:color="FBFAF6" w:sz="4"/>
+          <w:insideH w:val="single" w:color="FBFAF6" w:sz="4"/>
+          <w:insideV w:val="single" w:color="FBFAF6" w:sz="4"/>
+        </w:tblBorders>
+      </w:tblPr>
+      <w:tblGrid>
+        <w:gridCol w:w="9600"/>
+      </w:tblGrid>
+      <w:tr>
+        <w:tc>
+          <w:tcPr>
+            <w:tcW w:type="pct" w:w="5000"/>
+            <w:shd w:fill="FBFAF6" w:val="clear"/>
+            <w:tcMar>
+              <w:top w:type="dxa" w:w="40"/>
+              <w:left w:type="dxa" w:w="100"/>
+              <w:bottom w:type="dxa" w:w="40"/>
+              <w:right w:type="dxa" w:w="100"/>
+            </w:tcMar>
+          </w:tcPr>
+          <w:p>
+            <w:pPr>
+              <w:spacing w:before="18" w:after="6"/>
+            </w:pPr>
+            <w:r>
+              <w:rPr>
+                <w:b/>
+                <w:bCs/>
+                <w:color w:val="6B7280"/>
+                <w:sz w:val="14"/>
+                <w:szCs w:val="14"/>
+              </w:rPr>
+              <w:t xml:space="preserve">word list</w:t>
+            </w:r>
+          </w:p>
+          <w:p>
+            <w:pPr>
+              <w:spacing w:before="0" w:after="18"/>
+            </w:pPr>
+            <w:r>
+              <w:rPr>
+                <w:b/>
+                <w:bCs/>
+                <w:color w:val="353A7C"/>
+                <w:sz w:val="16"/>
+                <w:szCs w:val="16"/>
+              </w:rPr>
+              <w:t xml:space="preserve">Divided   ·   Maintenance   ·   service</w:t>
             </w:r>
           </w:p>
         </w:tc>
@@ -12495,7 +13070,7 @@
                 <w:sz w:val="19"/>
                 <w:szCs w:val="19"/>
               </w:rPr>
-              <w:t xml:space="preserve">Everything ties</w:t>
+              <w:t xml:space="preserve">Exam view</w:t>
             </w:r>
           </w:p>
         </w:tc>
@@ -12504,6 +13079,18 @@
     <w:p/>
     <w:p>
       <w:pPr>
+        <w:pageBreakBefore w:val="true"/>
+        <w:spacing w:after="0"/>
+      </w:pPr>
+      <w:r>
+        <w:rPr>
+          <w:sz w:val="2"/>
+        </w:rPr>
+        <w:t xml:space="preserve"> </w:t>
+      </w:r>
+    </w:p>
+    <w:p>
+      <w:pPr>
         <w:spacing w:before="44" w:after="14"/>
       </w:pPr>
       <w:r>
@@ -12514,7 +13101,7 @@
           <w:sz w:val="18"/>
           <w:szCs w:val="18"/>
         </w:rPr>
-        <w:t xml:space="preserve">Summary 2</w:t>
+        <w:t xml:space="preserve">Summary 3</w:t>
       </w:r>
       <w:r>
         <w:rPr>
@@ -12522,7 +13109,7 @@
           <w:sz w:val="16"/>
           <w:szCs w:val="16"/>
         </w:rPr>
-        <w:t xml:space="preserve">      gaps 19–20</w:t>
+        <w:t xml:space="preserve">      gaps 23–25</w:t>
       </w:r>
     </w:p>
     <w:p>
@@ -12535,7 +13122,7 @@
           <w:sz w:val="19"/>
           <w:szCs w:val="19"/>
         </w:rPr>
-        <w:t xml:space="preserve">Allocated: $888,000 + $690,000 + $414,000 = $1,992,000, all </w:t>
+        <w:t xml:space="preserve">Expect two service and two production departments with </w:t>
       </w:r>
       <w:r>
         <w:rPr>
@@ -12545,7 +13132,7 @@
           <w:sz w:val="15"/>
           <w:szCs w:val="15"/>
         </w:rPr>
-        <w:t xml:space="preserve"> (19) </w:t>
+        <w:t xml:space="preserve"> (23) </w:t>
       </w:r>
       <w:r>
         <w:rPr>
@@ -12553,7 +13140,7 @@
           <w:sz w:val="19"/>
           <w:szCs w:val="19"/>
         </w:rPr>
-        <w:t xml:space="preserve">           </w:t>
+        <w:t xml:space="preserve">             </w:t>
       </w:r>
       <w:r>
         <w:rPr>
@@ -12567,14 +13154,14 @@
           <w:sz w:val="19"/>
           <w:szCs w:val="19"/>
         </w:rPr>
-        <w:t xml:space="preserve"> cost. </w:t>
-      </w:r>
-      <w:r>
-        <w:rPr>
-          <w:sz w:val="19"/>
-          <w:szCs w:val="19"/>
-        </w:rPr>
-        <w:t xml:space="preserve">IT pool: $400,000 + $176,000 from </w:t>
+        <w:t xml:space="preserve">. </w:t>
+      </w:r>
+      <w:r>
+        <w:rPr>
+          <w:sz w:val="19"/>
+          <w:szCs w:val="19"/>
+        </w:rPr>
+        <w:t xml:space="preserve">For the direct method, </w:t>
       </w:r>
       <w:r>
         <w:rPr>
@@ -12584,7 +13171,7 @@
           <w:sz w:val="15"/>
           <w:szCs w:val="15"/>
         </w:rPr>
-        <w:t xml:space="preserve"> (20) </w:t>
+        <w:t xml:space="preserve"> (24) </w:t>
       </w:r>
       <w:r>
         <w:rPr>
@@ -12592,7 +13179,7 @@
           <w:sz w:val="19"/>
           <w:szCs w:val="19"/>
         </w:rPr>
-        <w:t xml:space="preserve">             </w:t>
+        <w:t xml:space="preserve">           </w:t>
       </w:r>
       <w:r>
         <w:rPr>
@@ -12606,14 +13193,53 @@
           <w:sz w:val="19"/>
           <w:szCs w:val="19"/>
         </w:rPr>
-        <w:t xml:space="preserve"> = $576,000. </w:t>
-      </w:r>
-      <w:r>
-        <w:rPr>
-          <w:sz w:val="19"/>
-          <w:szCs w:val="19"/>
-        </w:rPr>
-        <w:t xml:space="preserve">Tahini: $690,000 is twelve months of the charge in the. </w:t>
+        <w:t xml:space="preserve"> to production departments. </w:t>
+      </w:r>
+      <w:r>
+        <w:rPr>
+          <w:sz w:val="19"/>
+          <w:szCs w:val="19"/>
+        </w:rPr>
+        <w:t xml:space="preserve">For </w:t>
+      </w:r>
+      <w:r>
+        <w:rPr>
+          <w:b/>
+          <w:bCs/>
+          <w:color w:val="8186EF"/>
+          <w:sz w:val="15"/>
+          <w:szCs w:val="15"/>
+        </w:rPr>
+        <w:t xml:space="preserve"> (25) </w:t>
+      </w:r>
+      <w:r>
+        <w:rPr>
+          <w:u w:val="single"/>
+          <w:sz w:val="19"/>
+          <w:szCs w:val="19"/>
+        </w:rPr>
+        <w:t xml:space="preserve">           </w:t>
+      </w:r>
+      <w:r>
+        <w:rPr>
+          <w:sz w:val="19"/>
+          <w:szCs w:val="19"/>
+        </w:rPr>
+        <w:t xml:space="preserve"> </w:t>
+      </w:r>
+      <w:r>
+        <w:rPr>
+          <w:sz w:val="19"/>
+          <w:szCs w:val="19"/>
+        </w:rPr>
+        <w:t xml:space="preserve">, use the enlarged pool. </w:t>
+      </w:r>
+      <w:r>
+        <w:rPr>
+          <w:sz w:val="19"/>
+          <w:szCs w:val="19"/>
+        </w:rPr>
+        <w:t xml:space="preserve">For the reciprocal method, write the two equations and solve before allocating. </w:t>
       </w:r>
     </w:p>
     <w:tbl>
@@ -12671,281 +13297,7 @@
                 <w:sz w:val="16"/>
                 <w:szCs w:val="16"/>
               </w:rPr>
-              <w:t xml:space="preserve">step-down   ·   service   ·   Maintenance</w:t>
-            </w:r>
-          </w:p>
-        </w:tc>
-      </w:tr>
-    </w:tbl>
-    <w:p/>
-    <w:tbl>
-      <w:tblPr>
-        <w:tblW w:type="pct" w:w="100%"/>
-        <w:tblLayout w:type="fixed"/>
-        <w:tblBorders>
-          <w:top w:val="single" w:color="353A7C" w:sz="4"/>
-          <w:left w:val="single" w:color="353A7C" w:sz="4"/>
-          <w:bottom w:val="single" w:color="353A7C" w:sz="4"/>
-          <w:right w:val="single" w:color="353A7C" w:sz="4"/>
-          <w:insideH w:val="single" w:color="353A7C" w:sz="4"/>
-          <w:insideV w:val="single" w:color="353A7C" w:sz="4"/>
-        </w:tblBorders>
-      </w:tblPr>
-      <w:tblGrid>
-        <w:gridCol w:w="9600"/>
-      </w:tblGrid>
-      <w:tr>
-        <w:tc>
-          <w:tcPr>
-            <w:tcW w:type="pct" w:w="5000"/>
-            <w:shd w:fill="F2F4FB" w:val="clear"/>
-            <w:tcMar>
-              <w:top w:type="dxa" w:w="50"/>
-              <w:left w:type="dxa" w:w="110"/>
-              <w:bottom w:type="dxa" w:w="50"/>
-              <w:right w:type="dxa" w:w="110"/>
-            </w:tcMar>
-          </w:tcPr>
-          <w:p>
-            <w:pPr>
-              <w:spacing w:before="30" w:after="30"/>
-            </w:pPr>
-            <w:r>
-              <w:rPr>
-                <w:b/>
-                <w:bCs/>
-                <w:color w:val="353A7C"/>
-                <w:sz w:val="19"/>
-                <w:szCs w:val="19"/>
-              </w:rPr>
-              <w:t xml:space="preserve">Exam view</w:t>
-            </w:r>
-          </w:p>
-        </w:tc>
-      </w:tr>
-    </w:tbl>
-    <w:p/>
-    <w:p>
-      <w:pPr>
-        <w:pageBreakBefore w:val="true"/>
-        <w:spacing w:after="0"/>
-      </w:pPr>
-      <w:r>
-        <w:rPr>
-          <w:sz w:val="2"/>
-        </w:rPr>
-        <w:t xml:space="preserve"> </w:t>
-      </w:r>
-    </w:p>
-    <w:p>
-      <w:pPr>
-        <w:spacing w:before="44" w:after="14"/>
-      </w:pPr>
-      <w:r>
-        <w:rPr>
-          <w:b/>
-          <w:bCs/>
-          <w:color w:val="353A7C"/>
-          <w:sz w:val="18"/>
-          <w:szCs w:val="18"/>
-        </w:rPr>
-        <w:t xml:space="preserve">Summary 3</w:t>
-      </w:r>
-      <w:r>
-        <w:rPr>
-          <w:color w:val="6B7280"/>
-          <w:sz w:val="16"/>
-          <w:szCs w:val="16"/>
-        </w:rPr>
-        <w:t xml:space="preserve">      gaps 21–23</w:t>
-      </w:r>
-    </w:p>
-    <w:p>
-      <w:pPr>
-        <w:spacing w:before="20" w:after="20" w:line="360" w:lineRule="auto"/>
-        <w:ind w:left="200"/>
-      </w:pPr>
-      <w:r>
-        <w:rPr>
-          <w:sz w:val="19"/>
-          <w:szCs w:val="19"/>
-        </w:rPr>
-        <w:t xml:space="preserve">Expect two service and two production departments with </w:t>
-      </w:r>
-      <w:r>
-        <w:rPr>
-          <w:b/>
-          <w:bCs/>
-          <w:color w:val="8186EF"/>
-          <w:sz w:val="15"/>
-          <w:szCs w:val="15"/>
-        </w:rPr>
-        <w:t xml:space="preserve"> (21) </w:t>
-      </w:r>
-      <w:r>
-        <w:rPr>
-          <w:u w:val="single"/>
-          <w:sz w:val="19"/>
-          <w:szCs w:val="19"/>
-        </w:rPr>
-        <w:t xml:space="preserve">             </w:t>
-      </w:r>
-      <w:r>
-        <w:rPr>
-          <w:sz w:val="19"/>
-          <w:szCs w:val="19"/>
-        </w:rPr>
-        <w:t xml:space="preserve"> </w:t>
-      </w:r>
-      <w:r>
-        <w:rPr>
-          <w:sz w:val="19"/>
-          <w:szCs w:val="19"/>
-        </w:rPr>
-        <w:t xml:space="preserve">. </w:t>
-      </w:r>
-      <w:r>
-        <w:rPr>
-          <w:sz w:val="19"/>
-          <w:szCs w:val="19"/>
-        </w:rPr>
-        <w:t xml:space="preserve">For the direct method, </w:t>
-      </w:r>
-      <w:r>
-        <w:rPr>
-          <w:b/>
-          <w:bCs/>
-          <w:color w:val="8186EF"/>
-          <w:sz w:val="15"/>
-          <w:szCs w:val="15"/>
-        </w:rPr>
-        <w:t xml:space="preserve"> (22) </w:t>
-      </w:r>
-      <w:r>
-        <w:rPr>
-          <w:u w:val="single"/>
-          <w:sz w:val="19"/>
-          <w:szCs w:val="19"/>
-        </w:rPr>
-        <w:t xml:space="preserve">           </w:t>
-      </w:r>
-      <w:r>
-        <w:rPr>
-          <w:sz w:val="19"/>
-          <w:szCs w:val="19"/>
-        </w:rPr>
-        <w:t xml:space="preserve"> </w:t>
-      </w:r>
-      <w:r>
-        <w:rPr>
-          <w:sz w:val="19"/>
-          <w:szCs w:val="19"/>
-        </w:rPr>
-        <w:t xml:space="preserve"> to production departments. </w:t>
-      </w:r>
-      <w:r>
-        <w:rPr>
-          <w:sz w:val="19"/>
-          <w:szCs w:val="19"/>
-        </w:rPr>
-        <w:t xml:space="preserve">For </w:t>
-      </w:r>
-      <w:r>
-        <w:rPr>
-          <w:b/>
-          <w:bCs/>
-          <w:color w:val="8186EF"/>
-          <w:sz w:val="15"/>
-          <w:szCs w:val="15"/>
-        </w:rPr>
-        <w:t xml:space="preserve"> (23) </w:t>
-      </w:r>
-      <w:r>
-        <w:rPr>
-          <w:u w:val="single"/>
-          <w:sz w:val="19"/>
-          <w:szCs w:val="19"/>
-        </w:rPr>
-        <w:t xml:space="preserve">           </w:t>
-      </w:r>
-      <w:r>
-        <w:rPr>
-          <w:sz w:val="19"/>
-          <w:szCs w:val="19"/>
-        </w:rPr>
-        <w:t xml:space="preserve"> </w:t>
-      </w:r>
-      <w:r>
-        <w:rPr>
-          <w:sz w:val="19"/>
-          <w:szCs w:val="19"/>
-        </w:rPr>
-        <w:t xml:space="preserve">, use the enlarged pool. </w:t>
-      </w:r>
-      <w:r>
-        <w:rPr>
-          <w:sz w:val="19"/>
-          <w:szCs w:val="19"/>
-        </w:rPr>
-        <w:t xml:space="preserve">For the reciprocal method, write the two equations and solve before allocating. </w:t>
-      </w:r>
-    </w:p>
-    <w:tbl>
-      <w:tblPr>
-        <w:tblW w:type="pct" w:w="100%"/>
-        <w:tblLayout w:type="fixed"/>
-        <w:tblBorders>
-          <w:top w:val="single" w:color="FBFAF6" w:sz="4"/>
-          <w:left w:val="single" w:color="FBFAF6" w:sz="4"/>
-          <w:bottom w:val="single" w:color="FBFAF6" w:sz="4"/>
-          <w:right w:val="single" w:color="FBFAF6" w:sz="4"/>
-          <w:insideH w:val="single" w:color="FBFAF6" w:sz="4"/>
-          <w:insideV w:val="single" w:color="FBFAF6" w:sz="4"/>
-        </w:tblBorders>
-      </w:tblPr>
-      <w:tblGrid>
-        <w:gridCol w:w="9600"/>
-      </w:tblGrid>
-      <w:tr>
-        <w:tc>
-          <w:tcPr>
-            <w:tcW w:type="pct" w:w="5000"/>
-            <w:shd w:fill="FBFAF6" w:val="clear"/>
-            <w:tcMar>
-              <w:top w:type="dxa" w:w="40"/>
-              <w:left w:type="dxa" w:w="100"/>
-              <w:bottom w:type="dxa" w:w="40"/>
-              <w:right w:type="dxa" w:w="100"/>
-            </w:tcMar>
-          </w:tcPr>
-          <w:p>
-            <w:pPr>
-              <w:spacing w:before="18" w:after="6"/>
-            </w:pPr>
-            <w:r>
-              <w:rPr>
-                <w:b/>
-                <w:bCs/>
-                <w:color w:val="6B7280"/>
-                <w:sz w:val="14"/>
-                <w:szCs w:val="14"/>
-              </w:rPr>
-              <w:t xml:space="preserve">word list</w:t>
-            </w:r>
-          </w:p>
-          <w:p>
-            <w:pPr>
-              <w:spacing w:before="0" w:after="18"/>
-            </w:pPr>
-            <w:r>
-              <w:rPr>
-                <w:b/>
-                <w:bCs/>
-                <w:color w:val="353A7C"/>
-                <w:sz w:val="16"/>
-                <w:szCs w:val="16"/>
-              </w:rPr>
-              <w:t xml:space="preserve">percentages   ·   methods   ·   rescale   ·   step-down</w:t>
+              <w:t xml:space="preserve">percentages   ·   rescale   ·   step-down   ·   Quality</w:t>
             </w:r>
           </w:p>
         </w:tc>
@@ -13331,7 +13683,7 @@
                 <w:sz w:val="14"/>
                 <w:szCs w:val="14"/>
               </w:rPr>
-              <w:t xml:space="preserve">(24)</w:t>
+              <w:t xml:space="preserve">(26)</w:t>
             </w:r>
           </w:p>
         </w:tc>
@@ -13513,7 +13865,7 @@
                 <w:sz w:val="16"/>
                 <w:szCs w:val="16"/>
               </w:rPr>
-              <w:t xml:space="preserve">step-down method   ·   IT (S2)</w:t>
+              <w:t xml:space="preserve">IT (S2)   ·   step-down method</w:t>
             </w:r>
           </w:p>
         </w:tc>
@@ -13650,55 +14002,6 @@
         <w:tc>
           <w:tcPr>
             <w:tcW w:type="pct" w:w="2600"/>
-            <w:tcMar>
-              <w:top w:type="dxa" w:w="50"/>
-              <w:left w:type="dxa" w:w="110"/>
-              <w:bottom w:type="dxa" w:w="50"/>
-              <w:right w:type="dxa" w:w="110"/>
-            </w:tcMar>
-          </w:tcPr>
-          <w:p>
-            <w:pPr>
-              <w:spacing w:before="28" w:after="28"/>
-            </w:pPr>
-            <w:r>
-              <w:rPr>
-                <w:sz w:val="15"/>
-                <w:szCs w:val="15"/>
-              </w:rPr>
-              <w:t xml:space="preserve">Variable 60,000; total 172,000</w:t>
-            </w:r>
-          </w:p>
-        </w:tc>
-      </w:tr>
-      <w:tr>
-        <w:tc>
-          <w:tcPr>
-            <w:tcW w:type="pct" w:w="2400"/>
-            <w:shd w:fill="FBFAF6" w:val="clear"/>
-            <w:tcMar>
-              <w:top w:type="dxa" w:w="50"/>
-              <w:left w:type="dxa" w:w="110"/>
-              <w:bottom w:type="dxa" w:w="50"/>
-              <w:right w:type="dxa" w:w="110"/>
-            </w:tcMar>
-          </w:tcPr>
-          <w:p>
-            <w:pPr>
-              <w:spacing w:before="28" w:after="28"/>
-            </w:pPr>
-            <w:r>
-              <w:rPr>
-                <w:sz w:val="15"/>
-                <w:szCs w:val="15"/>
-              </w:rPr>
-              <w:t xml:space="preserve">Beverages</w:t>
-            </w:r>
-          </w:p>
-        </w:tc>
-        <w:tc>
-          <w:tcPr>
-            <w:tcW w:type="pct" w:w="2600"/>
             <w:shd w:fill="FFFFFF" w:val="clear"/>
             <w:tcMar>
               <w:top w:type="dxa" w:w="50"/>
@@ -13719,7 +14022,57 @@
                 <w:sz w:val="14"/>
                 <w:szCs w:val="14"/>
               </w:rPr>
-              <w:t xml:space="preserve">(25)</w:t>
+              <w:t xml:space="preserve">(27)</w:t>
+            </w:r>
+          </w:p>
+        </w:tc>
+      </w:tr>
+      <w:tr>
+        <w:tc>
+          <w:tcPr>
+            <w:tcW w:type="pct" w:w="2400"/>
+            <w:shd w:fill="FBFAF6" w:val="clear"/>
+            <w:tcMar>
+              <w:top w:type="dxa" w:w="50"/>
+              <w:left w:type="dxa" w:w="110"/>
+              <w:bottom w:type="dxa" w:w="50"/>
+              <w:right w:type="dxa" w:w="110"/>
+            </w:tcMar>
+          </w:tcPr>
+          <w:p>
+            <w:pPr>
+              <w:spacing w:before="28" w:after="28"/>
+            </w:pPr>
+            <w:r>
+              <w:rPr>
+                <w:sz w:val="15"/>
+                <w:szCs w:val="15"/>
+              </w:rPr>
+              <w:t xml:space="preserve">Beverages</w:t>
+            </w:r>
+          </w:p>
+        </w:tc>
+        <w:tc>
+          <w:tcPr>
+            <w:tcW w:type="pct" w:w="2600"/>
+            <w:shd w:fill="FBFAF6" w:val="clear"/>
+            <w:tcMar>
+              <w:top w:type="dxa" w:w="50"/>
+              <w:left w:type="dxa" w:w="110"/>
+              <w:bottom w:type="dxa" w:w="50"/>
+              <w:right w:type="dxa" w:w="110"/>
+            </w:tcMar>
+          </w:tcPr>
+          <w:p>
+            <w:pPr>
+              <w:spacing w:before="28" w:after="28"/>
+            </w:pPr>
+            <w:r>
+              <w:rPr>
+                <w:sz w:val="15"/>
+                <w:szCs w:val="15"/>
+              </w:rPr>
+              <w:t xml:space="preserve">Variable 28,000; total 84,000</w:t>
             </w:r>
           </w:p>
         </w:tc>
@@ -13781,7 +14134,7 @@
                 <w:sz w:val="16"/>
                 <w:szCs w:val="16"/>
               </w:rPr>
-              <w:t xml:space="preserve">MOH Control - Beverages   ·   Variable 28,000; total 84,000</w:t>
+              <w:t xml:space="preserve">Levant Distribution · FY2027   ·   Variable 60,000; total 172,000</w:t>
             </w:r>
           </w:p>
         </w:tc>
@@ -13917,7 +14270,7 @@
                 <w:sz w:val="16"/>
                 <w:szCs w:val="16"/>
               </w:rPr>
-              <w:t xml:space="preserve">Delivery   ·   Payroll office   ·   IT   ·   Warehouse</w:t>
+              <w:t xml:space="preserve">Warehouse   ·   Payroll office   ·   IT   ·   dual-rate method</w:t>
             </w:r>
           </w:p>
         </w:tc>
@@ -14450,14 +14803,14 @@
                 <w:sz w:val="16"/>
                 <w:szCs w:val="16"/>
               </w:rPr>
-              <w:t xml:space="preserve">16  </w:t>
-            </w:r>
-            <w:r>
-              <w:rPr>
-                <w:sz w:val="16"/>
-                <w:szCs w:val="16"/>
-              </w:rPr>
-              <w:t xml:space="preserve">MOH Control - Beverages</w:t>
+              <w:t xml:space="preserve">17  </w:t>
+            </w:r>
+            <w:r>
+              <w:rPr>
+                <w:sz w:val="16"/>
+                <w:szCs w:val="16"/>
+              </w:rPr>
+              <w:t xml:space="preserve">Quality Lab</w:t>
             </w:r>
           </w:p>
         </w:tc>
@@ -14518,14 +14871,14 @@
                 <w:sz w:val="16"/>
                 <w:szCs w:val="16"/>
               </w:rPr>
-              <w:t xml:space="preserve">17  </w:t>
-            </w:r>
-            <w:r>
-              <w:rPr>
-                <w:sz w:val="16"/>
-                <w:szCs w:val="16"/>
-              </w:rPr>
-              <w:t xml:space="preserve">HR Department</w:t>
+              <w:t xml:space="preserve">18  </w:t>
+            </w:r>
+            <w:r>
+              <w:rPr>
+                <w:sz w:val="16"/>
+                <w:szCs w:val="16"/>
+              </w:rPr>
+              <w:t xml:space="preserve">MOH Control - Oils</w:t>
             </w:r>
           </w:p>
         </w:tc>
@@ -14586,14 +14939,14 @@
                 <w:sz w:val="16"/>
                 <w:szCs w:val="16"/>
               </w:rPr>
-              <w:t xml:space="preserve">18  </w:t>
-            </w:r>
-            <w:r>
-              <w:rPr>
-                <w:sz w:val="16"/>
-                <w:szCs w:val="16"/>
-              </w:rPr>
-              <w:t xml:space="preserve">Totals</w:t>
+              <w:t xml:space="preserve">19  </w:t>
+            </w:r>
+            <w:r>
+              <w:rPr>
+                <w:sz w:val="16"/>
+                <w:szCs w:val="16"/>
+              </w:rPr>
+              <w:t xml:space="preserve">MOH Control - Beverages</w:t>
             </w:r>
           </w:p>
         </w:tc>
@@ -14654,14 +15007,14 @@
                 <w:sz w:val="16"/>
                 <w:szCs w:val="16"/>
               </w:rPr>
-              <w:t xml:space="preserve">19  </w:t>
-            </w:r>
-            <w:r>
-              <w:rPr>
-                <w:sz w:val="16"/>
-                <w:szCs w:val="16"/>
-              </w:rPr>
-              <w:t xml:space="preserve">service</w:t>
+              <w:t xml:space="preserve">20  </w:t>
+            </w:r>
+            <w:r>
+              <w:rPr>
+                <w:sz w:val="16"/>
+                <w:szCs w:val="16"/>
+              </w:rPr>
+              <w:t xml:space="preserve">Totals</w:t>
             </w:r>
           </w:p>
         </w:tc>
@@ -14722,14 +15075,14 @@
                 <w:sz w:val="16"/>
                 <w:szCs w:val="16"/>
               </w:rPr>
-              <w:t xml:space="preserve">20  </w:t>
-            </w:r>
-            <w:r>
-              <w:rPr>
-                <w:sz w:val="16"/>
-                <w:szCs w:val="16"/>
-              </w:rPr>
-              <w:t xml:space="preserve">Maintenance</w:t>
+              <w:t xml:space="preserve">21  </w:t>
+            </w:r>
+            <w:r>
+              <w:rPr>
+                <w:sz w:val="16"/>
+                <w:szCs w:val="16"/>
+              </w:rPr>
+              <w:t xml:space="preserve">service</w:t>
             </w:r>
           </w:p>
         </w:tc>
@@ -14790,14 +15143,14 @@
                 <w:sz w:val="16"/>
                 <w:szCs w:val="16"/>
               </w:rPr>
-              <w:t xml:space="preserve">21  </w:t>
-            </w:r>
-            <w:r>
-              <w:rPr>
-                <w:sz w:val="16"/>
-                <w:szCs w:val="16"/>
-              </w:rPr>
-              <w:t xml:space="preserve">percentages</w:t>
+              <w:t xml:space="preserve">22  </w:t>
+            </w:r>
+            <w:r>
+              <w:rPr>
+                <w:sz w:val="16"/>
+                <w:szCs w:val="16"/>
+              </w:rPr>
+              <w:t xml:space="preserve">Maintenance</w:t>
             </w:r>
           </w:p>
         </w:tc>
@@ -14858,14 +15211,14 @@
                 <w:sz w:val="16"/>
                 <w:szCs w:val="16"/>
               </w:rPr>
-              <w:t xml:space="preserve">22  </w:t>
-            </w:r>
-            <w:r>
-              <w:rPr>
-                <w:sz w:val="16"/>
-                <w:szCs w:val="16"/>
-              </w:rPr>
-              <w:t xml:space="preserve">rescale</w:t>
+              <w:t xml:space="preserve">23  </w:t>
+            </w:r>
+            <w:r>
+              <w:rPr>
+                <w:sz w:val="16"/>
+                <w:szCs w:val="16"/>
+              </w:rPr>
+              <w:t xml:space="preserve">percentages</w:t>
             </w:r>
           </w:p>
         </w:tc>
@@ -14926,14 +15279,14 @@
                 <w:sz w:val="16"/>
                 <w:szCs w:val="16"/>
               </w:rPr>
-              <w:t xml:space="preserve">23  </w:t>
-            </w:r>
-            <w:r>
-              <w:rPr>
-                <w:sz w:val="16"/>
-                <w:szCs w:val="16"/>
-              </w:rPr>
-              <w:t xml:space="preserve">step-down</w:t>
+              <w:t xml:space="preserve">24  </w:t>
+            </w:r>
+            <w:r>
+              <w:rPr>
+                <w:sz w:val="16"/>
+                <w:szCs w:val="16"/>
+              </w:rPr>
+              <w:t xml:space="preserve">rescale</w:t>
             </w:r>
           </w:p>
         </w:tc>
@@ -14968,7 +15321,7 @@
                 <w:sz w:val="16"/>
                 <w:szCs w:val="16"/>
               </w:rPr>
-              <w:t xml:space="preserve">Oils</w:t>
+              <w:t xml:space="preserve">receives</w:t>
             </w:r>
           </w:p>
         </w:tc>
@@ -14994,14 +15347,14 @@
                 <w:sz w:val="16"/>
                 <w:szCs w:val="16"/>
               </w:rPr>
-              <w:t xml:space="preserve">24  </w:t>
-            </w:r>
-            <w:r>
-              <w:rPr>
-                <w:sz w:val="16"/>
-                <w:szCs w:val="16"/>
-              </w:rPr>
-              <w:t xml:space="preserve">IT (S2)</w:t>
+              <w:t xml:space="preserve">25  </w:t>
+            </w:r>
+            <w:r>
+              <w:rPr>
+                <w:sz w:val="16"/>
+                <w:szCs w:val="16"/>
+              </w:rPr>
+              <w:t xml:space="preserve">step-down</w:t>
             </w:r>
           </w:p>
         </w:tc>
@@ -15036,7 +15389,7 @@
                 <w:sz w:val="16"/>
                 <w:szCs w:val="16"/>
               </w:rPr>
-              <w:t xml:space="preserve">Maintenance Department</w:t>
+              <w:t xml:space="preserve">Beverages</w:t>
             </w:r>
           </w:p>
         </w:tc>
@@ -15062,14 +15415,14 @@
                 <w:sz w:val="16"/>
                 <w:szCs w:val="16"/>
               </w:rPr>
-              <w:t xml:space="preserve">25  </w:t>
-            </w:r>
-            <w:r>
-              <w:rPr>
-                <w:sz w:val="16"/>
-                <w:szCs w:val="16"/>
-              </w:rPr>
-              <w:t xml:space="preserve">Variable 28,000; total 84,000</w:t>
+              <w:t xml:space="preserve">26  </w:t>
+            </w:r>
+            <w:r>
+              <w:rPr>
+                <w:sz w:val="16"/>
+                <w:szCs w:val="16"/>
+              </w:rPr>
+              <w:t xml:space="preserve">IT (S2)</w:t>
             </w:r>
           </w:p>
         </w:tc>
@@ -15104,7 +15457,7 @@
                 <w:sz w:val="16"/>
                 <w:szCs w:val="16"/>
               </w:rPr>
-              <w:t xml:space="preserve">Quality Lab</w:t>
+              <w:t xml:space="preserve">Oils</w:t>
             </w:r>
           </w:p>
         </w:tc>
@@ -15130,14 +15483,14 @@
                 <w:sz w:val="16"/>
                 <w:szCs w:val="16"/>
               </w:rPr>
-              <w:t xml:space="preserve">26  </w:t>
-            </w:r>
-            <w:r>
-              <w:rPr>
-                <w:sz w:val="16"/>
-                <w:szCs w:val="16"/>
-              </w:rPr>
-              <w:t xml:space="preserve">IT</w:t>
+              <w:t xml:space="preserve">27  </w:t>
+            </w:r>
+            <w:r>
+              <w:rPr>
+                <w:sz w:val="16"/>
+                <w:szCs w:val="16"/>
+              </w:rPr>
+              <w:t xml:space="preserve">Variable 60,000; total 172,000</w:t>
             </w:r>
           </w:p>
         </w:tc>
@@ -15172,7 +15525,7 @@
                 <w:sz w:val="16"/>
                 <w:szCs w:val="16"/>
               </w:rPr>
-              <w:t xml:space="preserve">Various accounts</w:t>
+              <w:t xml:space="preserve">Maintenance Department</w:t>
             </w:r>
           </w:p>
         </w:tc>
@@ -15198,14 +15551,14 @@
                 <w:sz w:val="16"/>
                 <w:szCs w:val="16"/>
               </w:rPr>
-              <w:t xml:space="preserve">27  </w:t>
-            </w:r>
-            <w:r>
-              <w:rPr>
-                <w:sz w:val="16"/>
-                <w:szCs w:val="16"/>
-              </w:rPr>
-              <w:t xml:space="preserve">Payroll office</w:t>
+              <w:t xml:space="preserve">28  </w:t>
+            </w:r>
+            <w:r>
+              <w:rPr>
+                <w:sz w:val="16"/>
+                <w:szCs w:val="16"/>
+              </w:rPr>
+              <w:t xml:space="preserve">IT</w:t>
             </w:r>
           </w:p>
         </w:tc>
@@ -15240,7 +15593,7 @@
                 <w:sz w:val="16"/>
                 <w:szCs w:val="16"/>
               </w:rPr>
-              <w:t xml:space="preserve">MOH Control - Oils</w:t>
+              <w:t xml:space="preserve">IT Department</w:t>
             </w:r>
           </w:p>
         </w:tc>
@@ -15266,14 +15619,14 @@
                 <w:sz w:val="16"/>
                 <w:szCs w:val="16"/>
               </w:rPr>
-              <w:t xml:space="preserve">28  </w:t>
-            </w:r>
-            <w:r>
-              <w:rPr>
-                <w:sz w:val="16"/>
-                <w:szCs w:val="16"/>
-              </w:rPr>
-              <w:t xml:space="preserve">Warehouse</w:t>
+              <w:t xml:space="preserve">29  </w:t>
+            </w:r>
+            <w:r>
+              <w:rPr>
+                <w:sz w:val="16"/>
+                <w:szCs w:val="16"/>
+              </w:rPr>
+              <w:t xml:space="preserve">Payroll office</w:t>
             </w:r>
           </w:p>
         </w:tc>
@@ -15308,7 +15661,7 @@
                 <w:sz w:val="16"/>
                 <w:szCs w:val="16"/>
               </w:rPr>
-              <w:t xml:space="preserve">MOH Control - Tahini</w:t>
+              <w:t xml:space="preserve">HR Department</w:t>
             </w:r>
           </w:p>
         </w:tc>
@@ -15334,14 +15687,14 @@
                 <w:sz w:val="16"/>
                 <w:szCs w:val="16"/>
               </w:rPr>
-              <w:t xml:space="preserve">29  </w:t>
-            </w:r>
-            <w:r>
-              <w:rPr>
-                <w:sz w:val="16"/>
-                <w:szCs w:val="16"/>
-              </w:rPr>
-              <w:t xml:space="preserve">reciprocal method</w:t>
+              <w:t xml:space="preserve">30  </w:t>
+            </w:r>
+            <w:r>
+              <w:rPr>
+                <w:sz w:val="16"/>
+                <w:szCs w:val="16"/>
+              </w:rPr>
+              <w:t xml:space="preserve">Warehouse</w:t>
             </w:r>
           </w:p>
         </w:tc>
@@ -15376,7 +15729,7 @@
                 <w:sz w:val="16"/>
                 <w:szCs w:val="16"/>
               </w:rPr>
-              <w:t xml:space="preserve">IT Department</w:t>
+              <w:t xml:space="preserve">Various accounts</w:t>
             </w:r>
           </w:p>
         </w:tc>
@@ -15402,7 +15755,75 @@
                 <w:sz w:val="16"/>
                 <w:szCs w:val="16"/>
               </w:rPr>
-              <w:t xml:space="preserve">30  </w:t>
+              <w:t xml:space="preserve">31  </w:t>
+            </w:r>
+            <w:r>
+              <w:rPr>
+                <w:sz w:val="16"/>
+                <w:szCs w:val="16"/>
+              </w:rPr>
+              <w:t xml:space="preserve">reciprocal method</w:t>
+            </w:r>
+          </w:p>
+        </w:tc>
+      </w:tr>
+      <w:tr>
+        <w:tc>
+          <w:tcPr>
+            <w:tcW w:type="pct" w:w="2500"/>
+            <w:tcMar>
+              <w:top w:type="dxa" w:w="20"/>
+              <w:left w:type="dxa" w:w="80"/>
+              <w:bottom w:type="dxa" w:w="20"/>
+              <w:right w:type="dxa" w:w="80"/>
+            </w:tcMar>
+          </w:tcPr>
+          <w:p>
+            <w:pPr>
+              <w:spacing w:before="12" w:after="12"/>
+            </w:pPr>
+            <w:r>
+              <w:rPr>
+                <w:b/>
+                <w:bCs/>
+                <w:color w:val="8186EF"/>
+                <w:sz w:val="16"/>
+                <w:szCs w:val="16"/>
+              </w:rPr>
+              <w:t xml:space="preserve">16  </w:t>
+            </w:r>
+            <w:r>
+              <w:rPr>
+                <w:sz w:val="16"/>
+                <w:szCs w:val="16"/>
+              </w:rPr>
+              <w:t xml:space="preserve">MOH Control - Tahini</w:t>
+            </w:r>
+          </w:p>
+        </w:tc>
+        <w:tc>
+          <w:tcPr>
+            <w:tcW w:type="pct" w:w="2500"/>
+            <w:tcMar>
+              <w:top w:type="dxa" w:w="20"/>
+              <w:left w:type="dxa" w:w="80"/>
+              <w:bottom w:type="dxa" w:w="20"/>
+              <w:right w:type="dxa" w:w="80"/>
+            </w:tcMar>
+          </w:tcPr>
+          <w:p>
+            <w:pPr>
+              <w:spacing w:before="12" w:after="12"/>
+            </w:pPr>
+            <w:r>
+              <w:rPr>
+                <w:b/>
+                <w:bCs/>
+                <w:color w:val="8186EF"/>
+                <w:sz w:val="16"/>
+                <w:szCs w:val="16"/>
+              </w:rPr>
+              <w:t xml:space="preserve">32  </w:t>
             </w:r>
             <w:r>
               <w:rPr>
@@ -15452,7 +15873,7 @@
           <w:sz w:val="15"/>
           <w:szCs w:val="15"/>
         </w:rPr>
-        <w:t xml:space="preserve">This example allocates all four service departments with the policy methods, records the entries and ties the result to the charges used in earlier chapters. The allocation table is exam-core; the entries are for depth. Service costs: Maintenance $880,000; IT $400,000; Quality Lab $400,000; HR $312,000; total $1,992,000. Policy: step-down for Maintenance then IT; Quality Lab on test hours; HR on headcount. Allocate Maintenance, then the enlarged IT pool, then Quality Lab and HR. Record each step, check that every service account closes, and compare each division's total with its monthly charge.</w:t>
+        <w:t xml:space="preserve">This example allocates all four service departments with the policy methods, records the entries and ties the result to the charges used in earlier chapters. The allocation table is exam-core; the entries are for depth. Service costs: Maintenance $880,000; IT $400,000; Quality Lab $400,000; HR $312,000; total $1,992,000. Policy: step-down for Maintenance then IT; Quality Lab on test hours; HR on headcount. Allocate Maintenance, then the enlarged IT pool, then Quality Lab and HR. Record each step, check that every service account closes, and compare each division's total with its monthly charge. Oils receives $888,000, Tahini &amp; Spreads $690,000 and Beverages $414,000. Divided by twelve, these are the monthly service charges used in, 6 and 8.</w:t>
       </w:r>
     </w:p>
     <w:p>
